--- a/output/soc_intx_smmry_frmt.docx
+++ b/output/soc_intx_smmry_frmt.docx
@@ -22,7 +22,6 @@
           <w:trHeight w:val="360" w:hRule="auto"/>
           <w:tblHeader/>
         </w:trPr>
-        header1
         <w:tc>
           <w:tcPr>
             <w:vMerge w:val="restart"/>
@@ -58,17 +57,19 @@
                 <w:i w:val="false"/>
                 <w:b w:val="false"/>
                 <w:u w:val="none"/>
-                <w:sz w:val="24"/>
-                <w:szCs w:val="24"/>
-                <w:color w:val="000000"/>
-              </w:rPr>
-            </w:pPr>
-            <w:r>
-              <w:rPr>
-                <w:rFonts w:ascii="Times New Roman" w:hAnsi="Times New Roman" w:eastAsia="Times New Roman" w:cs="Times New Roman"/>
-                <w:i w:val="false"/>
-                <w:b w:val="false"/>
-                <w:u w:val="none"/>
+                <w:strike w:val="false"/>
+                <w:sz w:val="24"/>
+                <w:szCs w:val="24"/>
+                <w:color w:val="000000"/>
+              </w:rPr>
+            </w:pPr>
+            <w:r>
+              <w:rPr>
+                <w:rFonts w:ascii="Times New Roman" w:hAnsi="Times New Roman" w:eastAsia="Times New Roman" w:cs="Times New Roman"/>
+                <w:i w:val="false"/>
+                <w:b w:val="false"/>
+                <w:u w:val="none"/>
+                <w:strike w:val="false"/>
                 <w:sz w:val="24"/>
                 <w:szCs w:val="24"/>
                 <w:color w:val="000000"/>
@@ -112,17 +113,19 @@
                 <w:i w:val="false"/>
                 <w:b w:val="false"/>
                 <w:u w:val="none"/>
-                <w:sz w:val="24"/>
-                <w:szCs w:val="24"/>
-                <w:color w:val="000000"/>
-              </w:rPr>
-            </w:pPr>
-            <w:r>
-              <w:rPr>
-                <w:rFonts w:ascii="Times New Roman" w:hAnsi="Times New Roman" w:eastAsia="Times New Roman" w:cs="Times New Roman"/>
-                <w:i w:val="false"/>
-                <w:b w:val="false"/>
-                <w:u w:val="none"/>
+                <w:strike w:val="false"/>
+                <w:sz w:val="24"/>
+                <w:szCs w:val="24"/>
+                <w:color w:val="000000"/>
+              </w:rPr>
+            </w:pPr>
+            <w:r>
+              <w:rPr>
+                <w:rFonts w:ascii="Times New Roman" w:hAnsi="Times New Roman" w:eastAsia="Times New Roman" w:cs="Times New Roman"/>
+                <w:i w:val="false"/>
+                <w:b w:val="false"/>
+                <w:u w:val="none"/>
+                <w:strike w:val="false"/>
                 <w:sz w:val="24"/>
                 <w:szCs w:val="24"/>
                 <w:color w:val="000000"/>
@@ -166,17 +169,19 @@
                 <w:i w:val="false"/>
                 <w:b w:val="false"/>
                 <w:u w:val="none"/>
-                <w:sz w:val="24"/>
-                <w:szCs w:val="24"/>
-                <w:color w:val="000000"/>
-              </w:rPr>
-            </w:pPr>
-            <w:r>
-              <w:rPr>
-                <w:rFonts w:ascii="Times New Roman" w:hAnsi="Times New Roman" w:eastAsia="Times New Roman" w:cs="Times New Roman"/>
-                <w:i w:val="false"/>
-                <w:b w:val="false"/>
-                <w:u w:val="none"/>
+                <w:strike w:val="false"/>
+                <w:sz w:val="24"/>
+                <w:szCs w:val="24"/>
+                <w:color w:val="000000"/>
+              </w:rPr>
+            </w:pPr>
+            <w:r>
+              <w:rPr>
+                <w:rFonts w:ascii="Times New Roman" w:hAnsi="Times New Roman" w:eastAsia="Times New Roman" w:cs="Times New Roman"/>
+                <w:i w:val="false"/>
+                <w:b w:val="false"/>
+                <w:u w:val="none"/>
+                <w:strike w:val="false"/>
                 <w:sz w:val="24"/>
                 <w:szCs w:val="24"/>
                 <w:color w:val="000000"/>
@@ -220,17 +225,19 @@
                 <w:i w:val="false"/>
                 <w:b w:val="false"/>
                 <w:u w:val="none"/>
-                <w:sz w:val="24"/>
-                <w:szCs w:val="24"/>
-                <w:color w:val="000000"/>
-              </w:rPr>
-            </w:pPr>
-            <w:r>
-              <w:rPr>
-                <w:rFonts w:ascii="Times New Roman" w:hAnsi="Times New Roman" w:eastAsia="Times New Roman" w:cs="Times New Roman"/>
-                <w:i w:val="false"/>
-                <w:b w:val="false"/>
-                <w:u w:val="none"/>
+                <w:strike w:val="false"/>
+                <w:sz w:val="24"/>
+                <w:szCs w:val="24"/>
+                <w:color w:val="000000"/>
+              </w:rPr>
+            </w:pPr>
+            <w:r>
+              <w:rPr>
+                <w:rFonts w:ascii="Times New Roman" w:hAnsi="Times New Roman" w:eastAsia="Times New Roman" w:cs="Times New Roman"/>
+                <w:i w:val="false"/>
+                <w:b w:val="false"/>
+                <w:u w:val="none"/>
+                <w:strike w:val="false"/>
                 <w:sz w:val="24"/>
                 <w:szCs w:val="24"/>
                 <w:color w:val="000000"/>
@@ -245,7 +252,6 @@
           <w:trHeight w:val="360" w:hRule="auto"/>
           <w:tblHeader/>
         </w:trPr>
-        header2
         <w:tc>
           <w:tcPr>
             <w:vMerge/>
@@ -281,6 +287,7 @@
                 <w:i w:val="false"/>
                 <w:b w:val="false"/>
                 <w:u w:val="none"/>
+                <w:strike w:val="false"/>
                 <w:sz w:val="24"/>
                 <w:szCs w:val="24"/>
                 <w:color w:val="000000"/>
@@ -323,17 +330,19 @@
                 <w:i w:val="false"/>
                 <w:b w:val="false"/>
                 <w:u w:val="none"/>
-                <w:sz w:val="24"/>
-                <w:szCs w:val="24"/>
-                <w:color w:val="000000"/>
-              </w:rPr>
-            </w:pPr>
-            <w:r>
-              <w:rPr>
-                <w:rFonts w:ascii="Times New Roman" w:hAnsi="Times New Roman" w:eastAsia="Times New Roman" w:cs="Times New Roman"/>
-                <w:i w:val="false"/>
-                <w:b w:val="false"/>
-                <w:u w:val="none"/>
+                <w:strike w:val="false"/>
+                <w:sz w:val="24"/>
+                <w:szCs w:val="24"/>
+                <w:color w:val="000000"/>
+              </w:rPr>
+            </w:pPr>
+            <w:r>
+              <w:rPr>
+                <w:rFonts w:ascii="Times New Roman" w:hAnsi="Times New Roman" w:eastAsia="Times New Roman" w:cs="Times New Roman"/>
+                <w:i w:val="false"/>
+                <w:b w:val="false"/>
+                <w:u w:val="none"/>
+                <w:strike w:val="false"/>
                 <w:sz w:val="24"/>
                 <w:szCs w:val="24"/>
                 <w:color w:val="000000"/>
@@ -377,17 +386,19 @@
                 <w:i w:val="false"/>
                 <w:b w:val="false"/>
                 <w:u w:val="none"/>
-                <w:sz w:val="24"/>
-                <w:szCs w:val="24"/>
-                <w:color w:val="000000"/>
-              </w:rPr>
-            </w:pPr>
-            <w:r>
-              <w:rPr>
-                <w:rFonts w:ascii="Times New Roman" w:hAnsi="Times New Roman" w:eastAsia="Times New Roman" w:cs="Times New Roman"/>
-                <w:i w:val="false"/>
-                <w:b w:val="false"/>
-                <w:u w:val="none"/>
+                <w:strike w:val="false"/>
+                <w:sz w:val="24"/>
+                <w:szCs w:val="24"/>
+                <w:color w:val="000000"/>
+              </w:rPr>
+            </w:pPr>
+            <w:r>
+              <w:rPr>
+                <w:rFonts w:ascii="Times New Roman" w:hAnsi="Times New Roman" w:eastAsia="Times New Roman" w:cs="Times New Roman"/>
+                <w:i w:val="false"/>
+                <w:b w:val="false"/>
+                <w:u w:val="none"/>
+                <w:strike w:val="false"/>
                 <w:sz w:val="24"/>
                 <w:szCs w:val="24"/>
                 <w:color w:val="000000"/>
@@ -431,17 +442,19 @@
                 <w:i w:val="false"/>
                 <w:b w:val="false"/>
                 <w:u w:val="none"/>
-                <w:sz w:val="24"/>
-                <w:szCs w:val="24"/>
-                <w:color w:val="000000"/>
-              </w:rPr>
-            </w:pPr>
-            <w:r>
-              <w:rPr>
-                <w:rFonts w:ascii="Times New Roman" w:hAnsi="Times New Roman" w:eastAsia="Times New Roman" w:cs="Times New Roman"/>
-                <w:i w:val="false"/>
-                <w:b w:val="false"/>
-                <w:u w:val="none"/>
+                <w:strike w:val="false"/>
+                <w:sz w:val="24"/>
+                <w:szCs w:val="24"/>
+                <w:color w:val="000000"/>
+              </w:rPr>
+            </w:pPr>
+            <w:r>
+              <w:rPr>
+                <w:rFonts w:ascii="Times New Roman" w:hAnsi="Times New Roman" w:eastAsia="Times New Roman" w:cs="Times New Roman"/>
+                <w:i w:val="false"/>
+                <w:b w:val="false"/>
+                <w:u w:val="none"/>
+                <w:strike w:val="false"/>
                 <w:sz w:val="24"/>
                 <w:szCs w:val="24"/>
                 <w:color w:val="000000"/>
@@ -485,17 +498,19 @@
                 <w:i w:val="false"/>
                 <w:b w:val="false"/>
                 <w:u w:val="none"/>
-                <w:sz w:val="24"/>
-                <w:szCs w:val="24"/>
-                <w:color w:val="000000"/>
-              </w:rPr>
-            </w:pPr>
-            <w:r>
-              <w:rPr>
-                <w:rFonts w:ascii="Times New Roman" w:hAnsi="Times New Roman" w:eastAsia="Times New Roman" w:cs="Times New Roman"/>
-                <w:i w:val="false"/>
-                <w:b w:val="false"/>
-                <w:u w:val="none"/>
+                <w:strike w:val="false"/>
+                <w:sz w:val="24"/>
+                <w:szCs w:val="24"/>
+                <w:color w:val="000000"/>
+              </w:rPr>
+            </w:pPr>
+            <w:r>
+              <w:rPr>
+                <w:rFonts w:ascii="Times New Roman" w:hAnsi="Times New Roman" w:eastAsia="Times New Roman" w:cs="Times New Roman"/>
+                <w:i w:val="false"/>
+                <w:b w:val="false"/>
+                <w:u w:val="none"/>
+                <w:strike w:val="false"/>
                 <w:sz w:val="24"/>
                 <w:szCs w:val="24"/>
                 <w:color w:val="000000"/>
@@ -510,7 +525,6 @@
           <w:trHeight w:val="360" w:hRule="auto"/>
           <w:tblHeader/>
         </w:trPr>
-        header3
         <w:tc>
           <w:tcPr>
             <w:vMerge/>
@@ -546,6 +560,7 @@
                 <w:i w:val="false"/>
                 <w:b w:val="false"/>
                 <w:u w:val="none"/>
+                <w:strike w:val="false"/>
                 <w:sz w:val="24"/>
                 <w:szCs w:val="24"/>
                 <w:color w:val="000000"/>
@@ -587,17 +602,19 @@
                 <w:i w:val="false"/>
                 <w:b w:val="false"/>
                 <w:u w:val="none"/>
-                <w:sz w:val="24"/>
-                <w:szCs w:val="24"/>
-                <w:color w:val="000000"/>
-              </w:rPr>
-            </w:pPr>
-            <w:r>
-              <w:rPr>
-                <w:rFonts w:ascii="Times New Roman" w:hAnsi="Times New Roman" w:eastAsia="Times New Roman" w:cs="Times New Roman"/>
-                <w:i w:val="false"/>
-                <w:b w:val="false"/>
-                <w:u w:val="none"/>
+                <w:strike w:val="false"/>
+                <w:sz w:val="24"/>
+                <w:szCs w:val="24"/>
+                <w:color w:val="000000"/>
+              </w:rPr>
+            </w:pPr>
+            <w:r>
+              <w:rPr>
+                <w:rFonts w:ascii="Times New Roman" w:hAnsi="Times New Roman" w:eastAsia="Times New Roman" w:cs="Times New Roman"/>
+                <w:i w:val="false"/>
+                <w:b w:val="false"/>
+                <w:u w:val="none"/>
+                <w:strike w:val="false"/>
                 <w:sz w:val="24"/>
                 <w:szCs w:val="24"/>
                 <w:color w:val="000000"/>
@@ -640,17 +657,19 @@
                 <w:i w:val="false"/>
                 <w:b w:val="false"/>
                 <w:u w:val="none"/>
-                <w:sz w:val="24"/>
-                <w:szCs w:val="24"/>
-                <w:color w:val="000000"/>
-              </w:rPr>
-            </w:pPr>
-            <w:r>
-              <w:rPr>
-                <w:rFonts w:ascii="Times New Roman" w:hAnsi="Times New Roman" w:eastAsia="Times New Roman" w:cs="Times New Roman"/>
-                <w:i w:val="false"/>
-                <w:b w:val="false"/>
-                <w:u w:val="none"/>
+                <w:strike w:val="false"/>
+                <w:sz w:val="24"/>
+                <w:szCs w:val="24"/>
+                <w:color w:val="000000"/>
+              </w:rPr>
+            </w:pPr>
+            <w:r>
+              <w:rPr>
+                <w:rFonts w:ascii="Times New Roman" w:hAnsi="Times New Roman" w:eastAsia="Times New Roman" w:cs="Times New Roman"/>
+                <w:i w:val="false"/>
+                <w:b w:val="false"/>
+                <w:u w:val="none"/>
+                <w:strike w:val="false"/>
                 <w:sz w:val="24"/>
                 <w:szCs w:val="24"/>
                 <w:color w:val="000000"/>
@@ -693,17 +712,19 @@
                 <w:i w:val="false"/>
                 <w:b w:val="false"/>
                 <w:u w:val="none"/>
-                <w:sz w:val="24"/>
-                <w:szCs w:val="24"/>
-                <w:color w:val="000000"/>
-              </w:rPr>
-            </w:pPr>
-            <w:r>
-              <w:rPr>
-                <w:rFonts w:ascii="Times New Roman" w:hAnsi="Times New Roman" w:eastAsia="Times New Roman" w:cs="Times New Roman"/>
-                <w:i w:val="false"/>
-                <w:b w:val="false"/>
-                <w:u w:val="none"/>
+                <w:strike w:val="false"/>
+                <w:sz w:val="24"/>
+                <w:szCs w:val="24"/>
+                <w:color w:val="000000"/>
+              </w:rPr>
+            </w:pPr>
+            <w:r>
+              <w:rPr>
+                <w:rFonts w:ascii="Times New Roman" w:hAnsi="Times New Roman" w:eastAsia="Times New Roman" w:cs="Times New Roman"/>
+                <w:i w:val="false"/>
+                <w:b w:val="false"/>
+                <w:u w:val="none"/>
+                <w:strike w:val="false"/>
                 <w:sz w:val="24"/>
                 <w:szCs w:val="24"/>
                 <w:color w:val="000000"/>
@@ -746,17 +767,19 @@
                 <w:i w:val="false"/>
                 <w:b w:val="false"/>
                 <w:u w:val="none"/>
-                <w:sz w:val="24"/>
-                <w:szCs w:val="24"/>
-                <w:color w:val="000000"/>
-              </w:rPr>
-            </w:pPr>
-            <w:r>
-              <w:rPr>
-                <w:rFonts w:ascii="Times New Roman" w:hAnsi="Times New Roman" w:eastAsia="Times New Roman" w:cs="Times New Roman"/>
-                <w:i w:val="false"/>
-                <w:b w:val="false"/>
-                <w:u w:val="none"/>
+                <w:strike w:val="false"/>
+                <w:sz w:val="24"/>
+                <w:szCs w:val="24"/>
+                <w:color w:val="000000"/>
+              </w:rPr>
+            </w:pPr>
+            <w:r>
+              <w:rPr>
+                <w:rFonts w:ascii="Times New Roman" w:hAnsi="Times New Roman" w:eastAsia="Times New Roman" w:cs="Times New Roman"/>
+                <w:i w:val="false"/>
+                <w:b w:val="false"/>
+                <w:u w:val="none"/>
+                <w:strike w:val="false"/>
                 <w:sz w:val="24"/>
                 <w:szCs w:val="24"/>
                 <w:color w:val="000000"/>
@@ -799,17 +822,19 @@
                 <w:i w:val="false"/>
                 <w:b w:val="false"/>
                 <w:u w:val="none"/>
-                <w:sz w:val="24"/>
-                <w:szCs w:val="24"/>
-                <w:color w:val="000000"/>
-              </w:rPr>
-            </w:pPr>
-            <w:r>
-              <w:rPr>
-                <w:rFonts w:ascii="Times New Roman" w:hAnsi="Times New Roman" w:eastAsia="Times New Roman" w:cs="Times New Roman"/>
-                <w:i w:val="false"/>
-                <w:b w:val="false"/>
-                <w:u w:val="none"/>
+                <w:strike w:val="false"/>
+                <w:sz w:val="24"/>
+                <w:szCs w:val="24"/>
+                <w:color w:val="000000"/>
+              </w:rPr>
+            </w:pPr>
+            <w:r>
+              <w:rPr>
+                <w:rFonts w:ascii="Times New Roman" w:hAnsi="Times New Roman" w:eastAsia="Times New Roman" w:cs="Times New Roman"/>
+                <w:i w:val="false"/>
+                <w:b w:val="false"/>
+                <w:u w:val="none"/>
+                <w:strike w:val="false"/>
                 <w:sz w:val="24"/>
                 <w:szCs w:val="24"/>
                 <w:color w:val="000000"/>
@@ -852,17 +877,19 @@
                 <w:i w:val="false"/>
                 <w:b w:val="false"/>
                 <w:u w:val="none"/>
-                <w:sz w:val="24"/>
-                <w:szCs w:val="24"/>
-                <w:color w:val="000000"/>
-              </w:rPr>
-            </w:pPr>
-            <w:r>
-              <w:rPr>
-                <w:rFonts w:ascii="Times New Roman" w:hAnsi="Times New Roman" w:eastAsia="Times New Roman" w:cs="Times New Roman"/>
-                <w:i w:val="false"/>
-                <w:b w:val="false"/>
-                <w:u w:val="none"/>
+                <w:strike w:val="false"/>
+                <w:sz w:val="24"/>
+                <w:szCs w:val="24"/>
+                <w:color w:val="000000"/>
+              </w:rPr>
+            </w:pPr>
+            <w:r>
+              <w:rPr>
+                <w:rFonts w:ascii="Times New Roman" w:hAnsi="Times New Roman" w:eastAsia="Times New Roman" w:cs="Times New Roman"/>
+                <w:i w:val="false"/>
+                <w:b w:val="false"/>
+                <w:u w:val="none"/>
+                <w:strike w:val="false"/>
                 <w:sz w:val="24"/>
                 <w:szCs w:val="24"/>
                 <w:color w:val="000000"/>
@@ -905,17 +932,19 @@
                 <w:i w:val="false"/>
                 <w:b w:val="false"/>
                 <w:u w:val="none"/>
-                <w:sz w:val="24"/>
-                <w:szCs w:val="24"/>
-                <w:color w:val="000000"/>
-              </w:rPr>
-            </w:pPr>
-            <w:r>
-              <w:rPr>
-                <w:rFonts w:ascii="Times New Roman" w:hAnsi="Times New Roman" w:eastAsia="Times New Roman" w:cs="Times New Roman"/>
-                <w:i w:val="false"/>
-                <w:b w:val="false"/>
-                <w:u w:val="none"/>
+                <w:strike w:val="false"/>
+                <w:sz w:val="24"/>
+                <w:szCs w:val="24"/>
+                <w:color w:val="000000"/>
+              </w:rPr>
+            </w:pPr>
+            <w:r>
+              <w:rPr>
+                <w:rFonts w:ascii="Times New Roman" w:hAnsi="Times New Roman" w:eastAsia="Times New Roman" w:cs="Times New Roman"/>
+                <w:i w:val="false"/>
+                <w:b w:val="false"/>
+                <w:u w:val="none"/>
+                <w:strike w:val="false"/>
                 <w:sz w:val="24"/>
                 <w:szCs w:val="24"/>
                 <w:color w:val="000000"/>
@@ -958,17 +987,19 @@
                 <w:i w:val="false"/>
                 <w:b w:val="false"/>
                 <w:u w:val="none"/>
-                <w:sz w:val="24"/>
-                <w:szCs w:val="24"/>
-                <w:color w:val="000000"/>
-              </w:rPr>
-            </w:pPr>
-            <w:r>
-              <w:rPr>
-                <w:rFonts w:ascii="Times New Roman" w:hAnsi="Times New Roman" w:eastAsia="Times New Roman" w:cs="Times New Roman"/>
-                <w:i w:val="false"/>
-                <w:b w:val="false"/>
-                <w:u w:val="none"/>
+                <w:strike w:val="false"/>
+                <w:sz w:val="24"/>
+                <w:szCs w:val="24"/>
+                <w:color w:val="000000"/>
+              </w:rPr>
+            </w:pPr>
+            <w:r>
+              <w:rPr>
+                <w:rFonts w:ascii="Times New Roman" w:hAnsi="Times New Roman" w:eastAsia="Times New Roman" w:cs="Times New Roman"/>
+                <w:i w:val="false"/>
+                <w:b w:val="false"/>
+                <w:u w:val="none"/>
+                <w:strike w:val="false"/>
                 <w:sz w:val="24"/>
                 <w:szCs w:val="24"/>
                 <w:color w:val="000000"/>
@@ -982,7 +1013,6 @@
         <w:trPr>
           <w:trHeight w:val="360" w:hRule="auto"/>
         </w:trPr>
-        body1
         <w:tc>
           <w:tcPr>
             <w:tcBorders>
@@ -1017,17 +1047,19 @@
                 <w:i w:val="false"/>
                 <w:b w:val="false"/>
                 <w:u w:val="none"/>
-                <w:sz w:val="24"/>
-                <w:szCs w:val="24"/>
-                <w:color w:val="000000"/>
-              </w:rPr>
-            </w:pPr>
-            <w:r>
-              <w:rPr>
-                <w:rFonts w:ascii="Times New Roman" w:hAnsi="Times New Roman" w:eastAsia="Times New Roman" w:cs="Times New Roman"/>
-                <w:i w:val="false"/>
-                <w:b w:val="false"/>
-                <w:u w:val="none"/>
+                <w:strike w:val="false"/>
+                <w:sz w:val="24"/>
+                <w:szCs w:val="24"/>
+                <w:color w:val="000000"/>
+              </w:rPr>
+            </w:pPr>
+            <w:r>
+              <w:rPr>
+                <w:rFonts w:ascii="Times New Roman" w:hAnsi="Times New Roman" w:eastAsia="Times New Roman" w:cs="Times New Roman"/>
+                <w:i w:val="false"/>
+                <w:b w:val="false"/>
+                <w:u w:val="none"/>
+                <w:strike w:val="false"/>
                 <w:sz w:val="24"/>
                 <w:szCs w:val="24"/>
                 <w:color w:val="000000"/>
@@ -1070,17 +1102,19 @@
                 <w:i w:val="false"/>
                 <w:b w:val="false"/>
                 <w:u w:val="none"/>
-                <w:sz w:val="24"/>
-                <w:szCs w:val="24"/>
-                <w:color w:val="000000"/>
-              </w:rPr>
-            </w:pPr>
-            <w:r>
-              <w:rPr>
-                <w:rFonts w:ascii="Times New Roman" w:hAnsi="Times New Roman" w:eastAsia="Times New Roman" w:cs="Times New Roman"/>
-                <w:i w:val="false"/>
-                <w:b w:val="false"/>
-                <w:u w:val="none"/>
+                <w:strike w:val="false"/>
+                <w:sz w:val="24"/>
+                <w:szCs w:val="24"/>
+                <w:color w:val="000000"/>
+              </w:rPr>
+            </w:pPr>
+            <w:r>
+              <w:rPr>
+                <w:rFonts w:ascii="Times New Roman" w:hAnsi="Times New Roman" w:eastAsia="Times New Roman" w:cs="Times New Roman"/>
+                <w:i w:val="false"/>
+                <w:b w:val="false"/>
+                <w:u w:val="none"/>
+                <w:strike w:val="false"/>
                 <w:sz w:val="24"/>
                 <w:szCs w:val="24"/>
                 <w:color w:val="000000"/>
@@ -1123,17 +1157,19 @@
                 <w:i w:val="false"/>
                 <w:b w:val="false"/>
                 <w:u w:val="none"/>
-                <w:sz w:val="24"/>
-                <w:szCs w:val="24"/>
-                <w:color w:val="000000"/>
-              </w:rPr>
-            </w:pPr>
-            <w:r>
-              <w:rPr>
-                <w:rFonts w:ascii="Times New Roman" w:hAnsi="Times New Roman" w:eastAsia="Times New Roman" w:cs="Times New Roman"/>
-                <w:i w:val="false"/>
-                <w:b w:val="false"/>
-                <w:u w:val="none"/>
+                <w:strike w:val="false"/>
+                <w:sz w:val="24"/>
+                <w:szCs w:val="24"/>
+                <w:color w:val="000000"/>
+              </w:rPr>
+            </w:pPr>
+            <w:r>
+              <w:rPr>
+                <w:rFonts w:ascii="Times New Roman" w:hAnsi="Times New Roman" w:eastAsia="Times New Roman" w:cs="Times New Roman"/>
+                <w:i w:val="false"/>
+                <w:b w:val="false"/>
+                <w:u w:val="none"/>
+                <w:strike w:val="false"/>
                 <w:sz w:val="24"/>
                 <w:szCs w:val="24"/>
                 <w:color w:val="000000"/>
@@ -1176,17 +1212,19 @@
                 <w:i w:val="false"/>
                 <w:b w:val="false"/>
                 <w:u w:val="none"/>
-                <w:sz w:val="24"/>
-                <w:szCs w:val="24"/>
-                <w:color w:val="000000"/>
-              </w:rPr>
-            </w:pPr>
-            <w:r>
-              <w:rPr>
-                <w:rFonts w:ascii="Times New Roman" w:hAnsi="Times New Roman" w:eastAsia="Times New Roman" w:cs="Times New Roman"/>
-                <w:i w:val="false"/>
-                <w:b w:val="false"/>
-                <w:u w:val="none"/>
+                <w:strike w:val="false"/>
+                <w:sz w:val="24"/>
+                <w:szCs w:val="24"/>
+                <w:color w:val="000000"/>
+              </w:rPr>
+            </w:pPr>
+            <w:r>
+              <w:rPr>
+                <w:rFonts w:ascii="Times New Roman" w:hAnsi="Times New Roman" w:eastAsia="Times New Roman" w:cs="Times New Roman"/>
+                <w:i w:val="false"/>
+                <w:b w:val="false"/>
+                <w:u w:val="none"/>
+                <w:strike w:val="false"/>
                 <w:sz w:val="24"/>
                 <w:szCs w:val="24"/>
                 <w:color w:val="000000"/>
@@ -1229,17 +1267,19 @@
                 <w:i w:val="false"/>
                 <w:b w:val="false"/>
                 <w:u w:val="none"/>
-                <w:sz w:val="24"/>
-                <w:szCs w:val="24"/>
-                <w:color w:val="000000"/>
-              </w:rPr>
-            </w:pPr>
-            <w:r>
-              <w:rPr>
-                <w:rFonts w:ascii="Times New Roman" w:hAnsi="Times New Roman" w:eastAsia="Times New Roman" w:cs="Times New Roman"/>
-                <w:i w:val="false"/>
-                <w:b w:val="false"/>
-                <w:u w:val="none"/>
+                <w:strike w:val="false"/>
+                <w:sz w:val="24"/>
+                <w:szCs w:val="24"/>
+                <w:color w:val="000000"/>
+              </w:rPr>
+            </w:pPr>
+            <w:r>
+              <w:rPr>
+                <w:rFonts w:ascii="Times New Roman" w:hAnsi="Times New Roman" w:eastAsia="Times New Roman" w:cs="Times New Roman"/>
+                <w:i w:val="false"/>
+                <w:b w:val="false"/>
+                <w:u w:val="none"/>
+                <w:strike w:val="false"/>
                 <w:sz w:val="24"/>
                 <w:szCs w:val="24"/>
                 <w:color w:val="000000"/>
@@ -1282,17 +1322,19 @@
                 <w:i w:val="false"/>
                 <w:b w:val="false"/>
                 <w:u w:val="none"/>
-                <w:sz w:val="24"/>
-                <w:szCs w:val="24"/>
-                <w:color w:val="000000"/>
-              </w:rPr>
-            </w:pPr>
-            <w:r>
-              <w:rPr>
-                <w:rFonts w:ascii="Times New Roman" w:hAnsi="Times New Roman" w:eastAsia="Times New Roman" w:cs="Times New Roman"/>
-                <w:i w:val="false"/>
-                <w:b w:val="false"/>
-                <w:u w:val="none"/>
+                <w:strike w:val="false"/>
+                <w:sz w:val="24"/>
+                <w:szCs w:val="24"/>
+                <w:color w:val="000000"/>
+              </w:rPr>
+            </w:pPr>
+            <w:r>
+              <w:rPr>
+                <w:rFonts w:ascii="Times New Roman" w:hAnsi="Times New Roman" w:eastAsia="Times New Roman" w:cs="Times New Roman"/>
+                <w:i w:val="false"/>
+                <w:b w:val="false"/>
+                <w:u w:val="none"/>
+                <w:strike w:val="false"/>
                 <w:sz w:val="24"/>
                 <w:szCs w:val="24"/>
                 <w:color w:val="000000"/>
@@ -1335,17 +1377,19 @@
                 <w:i w:val="false"/>
                 <w:b w:val="false"/>
                 <w:u w:val="none"/>
-                <w:sz w:val="24"/>
-                <w:szCs w:val="24"/>
-                <w:color w:val="000000"/>
-              </w:rPr>
-            </w:pPr>
-            <w:r>
-              <w:rPr>
-                <w:rFonts w:ascii="Times New Roman" w:hAnsi="Times New Roman" w:eastAsia="Times New Roman" w:cs="Times New Roman"/>
-                <w:i w:val="false"/>
-                <w:b w:val="false"/>
-                <w:u w:val="none"/>
+                <w:strike w:val="false"/>
+                <w:sz w:val="24"/>
+                <w:szCs w:val="24"/>
+                <w:color w:val="000000"/>
+              </w:rPr>
+            </w:pPr>
+            <w:r>
+              <w:rPr>
+                <w:rFonts w:ascii="Times New Roman" w:hAnsi="Times New Roman" w:eastAsia="Times New Roman" w:cs="Times New Roman"/>
+                <w:i w:val="false"/>
+                <w:b w:val="false"/>
+                <w:u w:val="none"/>
+                <w:strike w:val="false"/>
                 <w:sz w:val="24"/>
                 <w:szCs w:val="24"/>
                 <w:color w:val="000000"/>
@@ -1388,17 +1432,19 @@
                 <w:i w:val="false"/>
                 <w:b w:val="false"/>
                 <w:u w:val="none"/>
-                <w:sz w:val="24"/>
-                <w:szCs w:val="24"/>
-                <w:color w:val="000000"/>
-              </w:rPr>
-            </w:pPr>
-            <w:r>
-              <w:rPr>
-                <w:rFonts w:ascii="Times New Roman" w:hAnsi="Times New Roman" w:eastAsia="Times New Roman" w:cs="Times New Roman"/>
-                <w:i w:val="false"/>
-                <w:b w:val="false"/>
-                <w:u w:val="none"/>
+                <w:strike w:val="false"/>
+                <w:sz w:val="24"/>
+                <w:szCs w:val="24"/>
+                <w:color w:val="000000"/>
+              </w:rPr>
+            </w:pPr>
+            <w:r>
+              <w:rPr>
+                <w:rFonts w:ascii="Times New Roman" w:hAnsi="Times New Roman" w:eastAsia="Times New Roman" w:cs="Times New Roman"/>
+                <w:i w:val="false"/>
+                <w:b w:val="false"/>
+                <w:u w:val="none"/>
+                <w:strike w:val="false"/>
                 <w:sz w:val="24"/>
                 <w:szCs w:val="24"/>
                 <w:color w:val="000000"/>
@@ -1441,17 +1487,19 @@
                 <w:i w:val="false"/>
                 <w:b w:val="false"/>
                 <w:u w:val="none"/>
-                <w:sz w:val="24"/>
-                <w:szCs w:val="24"/>
-                <w:color w:val="000000"/>
-              </w:rPr>
-            </w:pPr>
-            <w:r>
-              <w:rPr>
-                <w:rFonts w:ascii="Times New Roman" w:hAnsi="Times New Roman" w:eastAsia="Times New Roman" w:cs="Times New Roman"/>
-                <w:i w:val="false"/>
-                <w:b w:val="false"/>
-                <w:u w:val="none"/>
+                <w:strike w:val="false"/>
+                <w:sz w:val="24"/>
+                <w:szCs w:val="24"/>
+                <w:color w:val="000000"/>
+              </w:rPr>
+            </w:pPr>
+            <w:r>
+              <w:rPr>
+                <w:rFonts w:ascii="Times New Roman" w:hAnsi="Times New Roman" w:eastAsia="Times New Roman" w:cs="Times New Roman"/>
+                <w:i w:val="false"/>
+                <w:b w:val="false"/>
+                <w:u w:val="none"/>
+                <w:strike w:val="false"/>
                 <w:sz w:val="24"/>
                 <w:szCs w:val="24"/>
                 <w:color w:val="000000"/>
@@ -1465,7 +1513,6 @@
         <w:trPr>
           <w:trHeight w:val="360" w:hRule="auto"/>
         </w:trPr>
-        body2
         <w:tc>
           <w:tcPr>
             <w:tcBorders>
@@ -1500,17 +1547,19 @@
                 <w:i w:val="false"/>
                 <w:b w:val="false"/>
                 <w:u w:val="none"/>
-                <w:sz w:val="24"/>
-                <w:szCs w:val="24"/>
-                <w:color w:val="000000"/>
-              </w:rPr>
-            </w:pPr>
-            <w:r>
-              <w:rPr>
-                <w:rFonts w:ascii="Times New Roman" w:hAnsi="Times New Roman" w:eastAsia="Times New Roman" w:cs="Times New Roman"/>
-                <w:i w:val="false"/>
-                <w:b w:val="false"/>
-                <w:u w:val="none"/>
+                <w:strike w:val="false"/>
+                <w:sz w:val="24"/>
+                <w:szCs w:val="24"/>
+                <w:color w:val="000000"/>
+              </w:rPr>
+            </w:pPr>
+            <w:r>
+              <w:rPr>
+                <w:rFonts w:ascii="Times New Roman" w:hAnsi="Times New Roman" w:eastAsia="Times New Roman" w:cs="Times New Roman"/>
+                <w:i w:val="false"/>
+                <w:b w:val="false"/>
+                <w:u w:val="none"/>
+                <w:strike w:val="false"/>
                 <w:sz w:val="24"/>
                 <w:szCs w:val="24"/>
                 <w:color w:val="000000"/>
@@ -1553,17 +1602,19 @@
                 <w:i w:val="false"/>
                 <w:b w:val="false"/>
                 <w:u w:val="none"/>
-                <w:sz w:val="24"/>
-                <w:szCs w:val="24"/>
-                <w:color w:val="000000"/>
-              </w:rPr>
-            </w:pPr>
-            <w:r>
-              <w:rPr>
-                <w:rFonts w:ascii="Times New Roman" w:hAnsi="Times New Roman" w:eastAsia="Times New Roman" w:cs="Times New Roman"/>
-                <w:i w:val="false"/>
-                <w:b w:val="false"/>
-                <w:u w:val="none"/>
+                <w:strike w:val="false"/>
+                <w:sz w:val="24"/>
+                <w:szCs w:val="24"/>
+                <w:color w:val="000000"/>
+              </w:rPr>
+            </w:pPr>
+            <w:r>
+              <w:rPr>
+                <w:rFonts w:ascii="Times New Roman" w:hAnsi="Times New Roman" w:eastAsia="Times New Roman" w:cs="Times New Roman"/>
+                <w:i w:val="false"/>
+                <w:b w:val="false"/>
+                <w:u w:val="none"/>
+                <w:strike w:val="false"/>
                 <w:sz w:val="24"/>
                 <w:szCs w:val="24"/>
                 <w:color w:val="000000"/>
@@ -1606,17 +1657,19 @@
                 <w:i w:val="false"/>
                 <w:b w:val="false"/>
                 <w:u w:val="none"/>
-                <w:sz w:val="24"/>
-                <w:szCs w:val="24"/>
-                <w:color w:val="000000"/>
-              </w:rPr>
-            </w:pPr>
-            <w:r>
-              <w:rPr>
-                <w:rFonts w:ascii="Times New Roman" w:hAnsi="Times New Roman" w:eastAsia="Times New Roman" w:cs="Times New Roman"/>
-                <w:i w:val="false"/>
-                <w:b w:val="false"/>
-                <w:u w:val="none"/>
+                <w:strike w:val="false"/>
+                <w:sz w:val="24"/>
+                <w:szCs w:val="24"/>
+                <w:color w:val="000000"/>
+              </w:rPr>
+            </w:pPr>
+            <w:r>
+              <w:rPr>
+                <w:rFonts w:ascii="Times New Roman" w:hAnsi="Times New Roman" w:eastAsia="Times New Roman" w:cs="Times New Roman"/>
+                <w:i w:val="false"/>
+                <w:b w:val="false"/>
+                <w:u w:val="none"/>
+                <w:strike w:val="false"/>
                 <w:sz w:val="24"/>
                 <w:szCs w:val="24"/>
                 <w:color w:val="000000"/>
@@ -1659,17 +1712,19 @@
                 <w:i w:val="false"/>
                 <w:b w:val="false"/>
                 <w:u w:val="none"/>
-                <w:sz w:val="24"/>
-                <w:szCs w:val="24"/>
-                <w:color w:val="000000"/>
-              </w:rPr>
-            </w:pPr>
-            <w:r>
-              <w:rPr>
-                <w:rFonts w:ascii="Times New Roman" w:hAnsi="Times New Roman" w:eastAsia="Times New Roman" w:cs="Times New Roman"/>
-                <w:i w:val="false"/>
-                <w:b w:val="false"/>
-                <w:u w:val="none"/>
+                <w:strike w:val="false"/>
+                <w:sz w:val="24"/>
+                <w:szCs w:val="24"/>
+                <w:color w:val="000000"/>
+              </w:rPr>
+            </w:pPr>
+            <w:r>
+              <w:rPr>
+                <w:rFonts w:ascii="Times New Roman" w:hAnsi="Times New Roman" w:eastAsia="Times New Roman" w:cs="Times New Roman"/>
+                <w:i w:val="false"/>
+                <w:b w:val="false"/>
+                <w:u w:val="none"/>
+                <w:strike w:val="false"/>
                 <w:sz w:val="24"/>
                 <w:szCs w:val="24"/>
                 <w:color w:val="000000"/>
@@ -1712,17 +1767,19 @@
                 <w:i w:val="false"/>
                 <w:b w:val="false"/>
                 <w:u w:val="none"/>
-                <w:sz w:val="24"/>
-                <w:szCs w:val="24"/>
-                <w:color w:val="000000"/>
-              </w:rPr>
-            </w:pPr>
-            <w:r>
-              <w:rPr>
-                <w:rFonts w:ascii="Times New Roman" w:hAnsi="Times New Roman" w:eastAsia="Times New Roman" w:cs="Times New Roman"/>
-                <w:i w:val="false"/>
-                <w:b w:val="false"/>
-                <w:u w:val="none"/>
+                <w:strike w:val="false"/>
+                <w:sz w:val="24"/>
+                <w:szCs w:val="24"/>
+                <w:color w:val="000000"/>
+              </w:rPr>
+            </w:pPr>
+            <w:r>
+              <w:rPr>
+                <w:rFonts w:ascii="Times New Roman" w:hAnsi="Times New Roman" w:eastAsia="Times New Roman" w:cs="Times New Roman"/>
+                <w:i w:val="false"/>
+                <w:b w:val="false"/>
+                <w:u w:val="none"/>
+                <w:strike w:val="false"/>
                 <w:sz w:val="24"/>
                 <w:szCs w:val="24"/>
                 <w:color w:val="000000"/>
@@ -1765,17 +1822,19 @@
                 <w:i w:val="false"/>
                 <w:b w:val="false"/>
                 <w:u w:val="none"/>
-                <w:sz w:val="24"/>
-                <w:szCs w:val="24"/>
-                <w:color w:val="000000"/>
-              </w:rPr>
-            </w:pPr>
-            <w:r>
-              <w:rPr>
-                <w:rFonts w:ascii="Times New Roman" w:hAnsi="Times New Roman" w:eastAsia="Times New Roman" w:cs="Times New Roman"/>
-                <w:i w:val="false"/>
-                <w:b w:val="false"/>
-                <w:u w:val="none"/>
+                <w:strike w:val="false"/>
+                <w:sz w:val="24"/>
+                <w:szCs w:val="24"/>
+                <w:color w:val="000000"/>
+              </w:rPr>
+            </w:pPr>
+            <w:r>
+              <w:rPr>
+                <w:rFonts w:ascii="Times New Roman" w:hAnsi="Times New Roman" w:eastAsia="Times New Roman" w:cs="Times New Roman"/>
+                <w:i w:val="false"/>
+                <w:b w:val="false"/>
+                <w:u w:val="none"/>
+                <w:strike w:val="false"/>
                 <w:sz w:val="24"/>
                 <w:szCs w:val="24"/>
                 <w:color w:val="000000"/>
@@ -1818,17 +1877,19 @@
                 <w:i w:val="false"/>
                 <w:b w:val="false"/>
                 <w:u w:val="none"/>
-                <w:sz w:val="24"/>
-                <w:szCs w:val="24"/>
-                <w:color w:val="000000"/>
-              </w:rPr>
-            </w:pPr>
-            <w:r>
-              <w:rPr>
-                <w:rFonts w:ascii="Times New Roman" w:hAnsi="Times New Roman" w:eastAsia="Times New Roman" w:cs="Times New Roman"/>
-                <w:i w:val="false"/>
-                <w:b w:val="false"/>
-                <w:u w:val="none"/>
+                <w:strike w:val="false"/>
+                <w:sz w:val="24"/>
+                <w:szCs w:val="24"/>
+                <w:color w:val="000000"/>
+              </w:rPr>
+            </w:pPr>
+            <w:r>
+              <w:rPr>
+                <w:rFonts w:ascii="Times New Roman" w:hAnsi="Times New Roman" w:eastAsia="Times New Roman" w:cs="Times New Roman"/>
+                <w:i w:val="false"/>
+                <w:b w:val="false"/>
+                <w:u w:val="none"/>
+                <w:strike w:val="false"/>
                 <w:sz w:val="24"/>
                 <w:szCs w:val="24"/>
                 <w:color w:val="000000"/>
@@ -1871,17 +1932,19 @@
                 <w:i w:val="false"/>
                 <w:b w:val="false"/>
                 <w:u w:val="none"/>
-                <w:sz w:val="24"/>
-                <w:szCs w:val="24"/>
-                <w:color w:val="000000"/>
-              </w:rPr>
-            </w:pPr>
-            <w:r>
-              <w:rPr>
-                <w:rFonts w:ascii="Times New Roman" w:hAnsi="Times New Roman" w:eastAsia="Times New Roman" w:cs="Times New Roman"/>
-                <w:i w:val="false"/>
-                <w:b w:val="false"/>
-                <w:u w:val="none"/>
+                <w:strike w:val="false"/>
+                <w:sz w:val="24"/>
+                <w:szCs w:val="24"/>
+                <w:color w:val="000000"/>
+              </w:rPr>
+            </w:pPr>
+            <w:r>
+              <w:rPr>
+                <w:rFonts w:ascii="Times New Roman" w:hAnsi="Times New Roman" w:eastAsia="Times New Roman" w:cs="Times New Roman"/>
+                <w:i w:val="false"/>
+                <w:b w:val="false"/>
+                <w:u w:val="none"/>
+                <w:strike w:val="false"/>
                 <w:sz w:val="24"/>
                 <w:szCs w:val="24"/>
                 <w:color w:val="000000"/>
@@ -1924,17 +1987,19 @@
                 <w:i w:val="false"/>
                 <w:b w:val="false"/>
                 <w:u w:val="none"/>
-                <w:sz w:val="24"/>
-                <w:szCs w:val="24"/>
-                <w:color w:val="000000"/>
-              </w:rPr>
-            </w:pPr>
-            <w:r>
-              <w:rPr>
-                <w:rFonts w:ascii="Times New Roman" w:hAnsi="Times New Roman" w:eastAsia="Times New Roman" w:cs="Times New Roman"/>
-                <w:i w:val="false"/>
-                <w:b w:val="false"/>
-                <w:u w:val="none"/>
+                <w:strike w:val="false"/>
+                <w:sz w:val="24"/>
+                <w:szCs w:val="24"/>
+                <w:color w:val="000000"/>
+              </w:rPr>
+            </w:pPr>
+            <w:r>
+              <w:rPr>
+                <w:rFonts w:ascii="Times New Roman" w:hAnsi="Times New Roman" w:eastAsia="Times New Roman" w:cs="Times New Roman"/>
+                <w:i w:val="false"/>
+                <w:b w:val="false"/>
+                <w:u w:val="none"/>
+                <w:strike w:val="false"/>
                 <w:sz w:val="24"/>
                 <w:szCs w:val="24"/>
                 <w:color w:val="000000"/>
@@ -1948,7 +2013,6 @@
         <w:trPr>
           <w:trHeight w:val="360" w:hRule="auto"/>
         </w:trPr>
-        body3
         <w:tc>
           <w:tcPr>
             <w:tcBorders>
@@ -1983,17 +2047,19 @@
                 <w:i w:val="false"/>
                 <w:b w:val="false"/>
                 <w:u w:val="none"/>
-                <w:sz w:val="24"/>
-                <w:szCs w:val="24"/>
-                <w:color w:val="000000"/>
-              </w:rPr>
-            </w:pPr>
-            <w:r>
-              <w:rPr>
-                <w:rFonts w:ascii="Times New Roman" w:hAnsi="Times New Roman" w:eastAsia="Times New Roman" w:cs="Times New Roman"/>
-                <w:i w:val="false"/>
-                <w:b w:val="false"/>
-                <w:u w:val="none"/>
+                <w:strike w:val="false"/>
+                <w:sz w:val="24"/>
+                <w:szCs w:val="24"/>
+                <w:color w:val="000000"/>
+              </w:rPr>
+            </w:pPr>
+            <w:r>
+              <w:rPr>
+                <w:rFonts w:ascii="Times New Roman" w:hAnsi="Times New Roman" w:eastAsia="Times New Roman" w:cs="Times New Roman"/>
+                <w:i w:val="false"/>
+                <w:b w:val="false"/>
+                <w:u w:val="none"/>
+                <w:strike w:val="false"/>
                 <w:sz w:val="24"/>
                 <w:szCs w:val="24"/>
                 <w:color w:val="000000"/>
@@ -2036,17 +2102,19 @@
                 <w:i w:val="false"/>
                 <w:b w:val="false"/>
                 <w:u w:val="none"/>
-                <w:sz w:val="24"/>
-                <w:szCs w:val="24"/>
-                <w:color w:val="000000"/>
-              </w:rPr>
-            </w:pPr>
-            <w:r>
-              <w:rPr>
-                <w:rFonts w:ascii="Times New Roman" w:hAnsi="Times New Roman" w:eastAsia="Times New Roman" w:cs="Times New Roman"/>
-                <w:i w:val="false"/>
-                <w:b w:val="false"/>
-                <w:u w:val="none"/>
+                <w:strike w:val="false"/>
+                <w:sz w:val="24"/>
+                <w:szCs w:val="24"/>
+                <w:color w:val="000000"/>
+              </w:rPr>
+            </w:pPr>
+            <w:r>
+              <w:rPr>
+                <w:rFonts w:ascii="Times New Roman" w:hAnsi="Times New Roman" w:eastAsia="Times New Roman" w:cs="Times New Roman"/>
+                <w:i w:val="false"/>
+                <w:b w:val="false"/>
+                <w:u w:val="none"/>
+                <w:strike w:val="false"/>
                 <w:sz w:val="24"/>
                 <w:szCs w:val="24"/>
                 <w:color w:val="000000"/>
@@ -2089,17 +2157,19 @@
                 <w:i w:val="false"/>
                 <w:b w:val="false"/>
                 <w:u w:val="none"/>
-                <w:sz w:val="24"/>
-                <w:szCs w:val="24"/>
-                <w:color w:val="000000"/>
-              </w:rPr>
-            </w:pPr>
-            <w:r>
-              <w:rPr>
-                <w:rFonts w:ascii="Times New Roman" w:hAnsi="Times New Roman" w:eastAsia="Times New Roman" w:cs="Times New Roman"/>
-                <w:i w:val="false"/>
-                <w:b w:val="false"/>
-                <w:u w:val="none"/>
+                <w:strike w:val="false"/>
+                <w:sz w:val="24"/>
+                <w:szCs w:val="24"/>
+                <w:color w:val="000000"/>
+              </w:rPr>
+            </w:pPr>
+            <w:r>
+              <w:rPr>
+                <w:rFonts w:ascii="Times New Roman" w:hAnsi="Times New Roman" w:eastAsia="Times New Roman" w:cs="Times New Roman"/>
+                <w:i w:val="false"/>
+                <w:b w:val="false"/>
+                <w:u w:val="none"/>
+                <w:strike w:val="false"/>
                 <w:sz w:val="24"/>
                 <w:szCs w:val="24"/>
                 <w:color w:val="000000"/>
@@ -2142,17 +2212,19 @@
                 <w:i w:val="false"/>
                 <w:b w:val="false"/>
                 <w:u w:val="none"/>
-                <w:sz w:val="24"/>
-                <w:szCs w:val="24"/>
-                <w:color w:val="000000"/>
-              </w:rPr>
-            </w:pPr>
-            <w:r>
-              <w:rPr>
-                <w:rFonts w:ascii="Times New Roman" w:hAnsi="Times New Roman" w:eastAsia="Times New Roman" w:cs="Times New Roman"/>
-                <w:i w:val="false"/>
-                <w:b w:val="false"/>
-                <w:u w:val="none"/>
+                <w:strike w:val="false"/>
+                <w:sz w:val="24"/>
+                <w:szCs w:val="24"/>
+                <w:color w:val="000000"/>
+              </w:rPr>
+            </w:pPr>
+            <w:r>
+              <w:rPr>
+                <w:rFonts w:ascii="Times New Roman" w:hAnsi="Times New Roman" w:eastAsia="Times New Roman" w:cs="Times New Roman"/>
+                <w:i w:val="false"/>
+                <w:b w:val="false"/>
+                <w:u w:val="none"/>
+                <w:strike w:val="false"/>
                 <w:sz w:val="24"/>
                 <w:szCs w:val="24"/>
                 <w:color w:val="000000"/>
@@ -2195,17 +2267,19 @@
                 <w:i w:val="false"/>
                 <w:b w:val="false"/>
                 <w:u w:val="none"/>
-                <w:sz w:val="24"/>
-                <w:szCs w:val="24"/>
-                <w:color w:val="000000"/>
-              </w:rPr>
-            </w:pPr>
-            <w:r>
-              <w:rPr>
-                <w:rFonts w:ascii="Times New Roman" w:hAnsi="Times New Roman" w:eastAsia="Times New Roman" w:cs="Times New Roman"/>
-                <w:i w:val="false"/>
-                <w:b w:val="false"/>
-                <w:u w:val="none"/>
+                <w:strike w:val="false"/>
+                <w:sz w:val="24"/>
+                <w:szCs w:val="24"/>
+                <w:color w:val="000000"/>
+              </w:rPr>
+            </w:pPr>
+            <w:r>
+              <w:rPr>
+                <w:rFonts w:ascii="Times New Roman" w:hAnsi="Times New Roman" w:eastAsia="Times New Roman" w:cs="Times New Roman"/>
+                <w:i w:val="false"/>
+                <w:b w:val="false"/>
+                <w:u w:val="none"/>
+                <w:strike w:val="false"/>
                 <w:sz w:val="24"/>
                 <w:szCs w:val="24"/>
                 <w:color w:val="000000"/>
@@ -2248,17 +2322,19 @@
                 <w:i w:val="false"/>
                 <w:b w:val="false"/>
                 <w:u w:val="none"/>
-                <w:sz w:val="24"/>
-                <w:szCs w:val="24"/>
-                <w:color w:val="000000"/>
-              </w:rPr>
-            </w:pPr>
-            <w:r>
-              <w:rPr>
-                <w:rFonts w:ascii="Times New Roman" w:hAnsi="Times New Roman" w:eastAsia="Times New Roman" w:cs="Times New Roman"/>
-                <w:i w:val="false"/>
-                <w:b w:val="false"/>
-                <w:u w:val="none"/>
+                <w:strike w:val="false"/>
+                <w:sz w:val="24"/>
+                <w:szCs w:val="24"/>
+                <w:color w:val="000000"/>
+              </w:rPr>
+            </w:pPr>
+            <w:r>
+              <w:rPr>
+                <w:rFonts w:ascii="Times New Roman" w:hAnsi="Times New Roman" w:eastAsia="Times New Roman" w:cs="Times New Roman"/>
+                <w:i w:val="false"/>
+                <w:b w:val="false"/>
+                <w:u w:val="none"/>
+                <w:strike w:val="false"/>
                 <w:sz w:val="24"/>
                 <w:szCs w:val="24"/>
                 <w:color w:val="000000"/>
@@ -2301,17 +2377,19 @@
                 <w:i w:val="false"/>
                 <w:b w:val="false"/>
                 <w:u w:val="none"/>
-                <w:sz w:val="24"/>
-                <w:szCs w:val="24"/>
-                <w:color w:val="000000"/>
-              </w:rPr>
-            </w:pPr>
-            <w:r>
-              <w:rPr>
-                <w:rFonts w:ascii="Times New Roman" w:hAnsi="Times New Roman" w:eastAsia="Times New Roman" w:cs="Times New Roman"/>
-                <w:i w:val="false"/>
-                <w:b w:val="false"/>
-                <w:u w:val="none"/>
+                <w:strike w:val="false"/>
+                <w:sz w:val="24"/>
+                <w:szCs w:val="24"/>
+                <w:color w:val="000000"/>
+              </w:rPr>
+            </w:pPr>
+            <w:r>
+              <w:rPr>
+                <w:rFonts w:ascii="Times New Roman" w:hAnsi="Times New Roman" w:eastAsia="Times New Roman" w:cs="Times New Roman"/>
+                <w:i w:val="false"/>
+                <w:b w:val="false"/>
+                <w:u w:val="none"/>
+                <w:strike w:val="false"/>
                 <w:sz w:val="24"/>
                 <w:szCs w:val="24"/>
                 <w:color w:val="000000"/>
@@ -2354,17 +2432,19 @@
                 <w:i w:val="false"/>
                 <w:b w:val="false"/>
                 <w:u w:val="none"/>
-                <w:sz w:val="24"/>
-                <w:szCs w:val="24"/>
-                <w:color w:val="000000"/>
-              </w:rPr>
-            </w:pPr>
-            <w:r>
-              <w:rPr>
-                <w:rFonts w:ascii="Times New Roman" w:hAnsi="Times New Roman" w:eastAsia="Times New Roman" w:cs="Times New Roman"/>
-                <w:i w:val="false"/>
-                <w:b w:val="false"/>
-                <w:u w:val="none"/>
+                <w:strike w:val="false"/>
+                <w:sz w:val="24"/>
+                <w:szCs w:val="24"/>
+                <w:color w:val="000000"/>
+              </w:rPr>
+            </w:pPr>
+            <w:r>
+              <w:rPr>
+                <w:rFonts w:ascii="Times New Roman" w:hAnsi="Times New Roman" w:eastAsia="Times New Roman" w:cs="Times New Roman"/>
+                <w:i w:val="false"/>
+                <w:b w:val="false"/>
+                <w:u w:val="none"/>
+                <w:strike w:val="false"/>
                 <w:sz w:val="24"/>
                 <w:szCs w:val="24"/>
                 <w:color w:val="000000"/>
@@ -2407,17 +2487,19 @@
                 <w:i w:val="false"/>
                 <w:b w:val="false"/>
                 <w:u w:val="none"/>
-                <w:sz w:val="24"/>
-                <w:szCs w:val="24"/>
-                <w:color w:val="000000"/>
-              </w:rPr>
-            </w:pPr>
-            <w:r>
-              <w:rPr>
-                <w:rFonts w:ascii="Times New Roman" w:hAnsi="Times New Roman" w:eastAsia="Times New Roman" w:cs="Times New Roman"/>
-                <w:i w:val="false"/>
-                <w:b w:val="false"/>
-                <w:u w:val="none"/>
+                <w:strike w:val="false"/>
+                <w:sz w:val="24"/>
+                <w:szCs w:val="24"/>
+                <w:color w:val="000000"/>
+              </w:rPr>
+            </w:pPr>
+            <w:r>
+              <w:rPr>
+                <w:rFonts w:ascii="Times New Roman" w:hAnsi="Times New Roman" w:eastAsia="Times New Roman" w:cs="Times New Roman"/>
+                <w:i w:val="false"/>
+                <w:b w:val="false"/>
+                <w:u w:val="none"/>
+                <w:strike w:val="false"/>
                 <w:sz w:val="24"/>
                 <w:szCs w:val="24"/>
                 <w:color w:val="000000"/>
@@ -2431,7 +2513,6 @@
         <w:trPr>
           <w:trHeight w:val="360" w:hRule="auto"/>
         </w:trPr>
-        body4
         <w:tc>
           <w:tcPr>
             <w:tcBorders>
@@ -2466,17 +2547,19 @@
                 <w:i w:val="false"/>
                 <w:b w:val="false"/>
                 <w:u w:val="none"/>
-                <w:sz w:val="24"/>
-                <w:szCs w:val="24"/>
-                <w:color w:val="000000"/>
-              </w:rPr>
-            </w:pPr>
-            <w:r>
-              <w:rPr>
-                <w:rFonts w:ascii="Times New Roman" w:hAnsi="Times New Roman" w:eastAsia="Times New Roman" w:cs="Times New Roman"/>
-                <w:i w:val="false"/>
-                <w:b w:val="false"/>
-                <w:u w:val="none"/>
+                <w:strike w:val="false"/>
+                <w:sz w:val="24"/>
+                <w:szCs w:val="24"/>
+                <w:color w:val="000000"/>
+              </w:rPr>
+            </w:pPr>
+            <w:r>
+              <w:rPr>
+                <w:rFonts w:ascii="Times New Roman" w:hAnsi="Times New Roman" w:eastAsia="Times New Roman" w:cs="Times New Roman"/>
+                <w:i w:val="false"/>
+                <w:b w:val="false"/>
+                <w:u w:val="none"/>
+                <w:strike w:val="false"/>
                 <w:sz w:val="24"/>
                 <w:szCs w:val="24"/>
                 <w:color w:val="000000"/>
@@ -2519,17 +2602,19 @@
                 <w:i w:val="false"/>
                 <w:b w:val="false"/>
                 <w:u w:val="none"/>
-                <w:sz w:val="24"/>
-                <w:szCs w:val="24"/>
-                <w:color w:val="000000"/>
-              </w:rPr>
-            </w:pPr>
-            <w:r>
-              <w:rPr>
-                <w:rFonts w:ascii="Times New Roman" w:hAnsi="Times New Roman" w:eastAsia="Times New Roman" w:cs="Times New Roman"/>
-                <w:i w:val="false"/>
-                <w:b w:val="false"/>
-                <w:u w:val="none"/>
+                <w:strike w:val="false"/>
+                <w:sz w:val="24"/>
+                <w:szCs w:val="24"/>
+                <w:color w:val="000000"/>
+              </w:rPr>
+            </w:pPr>
+            <w:r>
+              <w:rPr>
+                <w:rFonts w:ascii="Times New Roman" w:hAnsi="Times New Roman" w:eastAsia="Times New Roman" w:cs="Times New Roman"/>
+                <w:i w:val="false"/>
+                <w:b w:val="false"/>
+                <w:u w:val="none"/>
+                <w:strike w:val="false"/>
                 <w:sz w:val="24"/>
                 <w:szCs w:val="24"/>
                 <w:color w:val="000000"/>
@@ -2572,17 +2657,19 @@
                 <w:i w:val="false"/>
                 <w:b w:val="false"/>
                 <w:u w:val="none"/>
-                <w:sz w:val="24"/>
-                <w:szCs w:val="24"/>
-                <w:color w:val="000000"/>
-              </w:rPr>
-            </w:pPr>
-            <w:r>
-              <w:rPr>
-                <w:rFonts w:ascii="Times New Roman" w:hAnsi="Times New Roman" w:eastAsia="Times New Roman" w:cs="Times New Roman"/>
-                <w:i w:val="false"/>
-                <w:b w:val="false"/>
-                <w:u w:val="none"/>
+                <w:strike w:val="false"/>
+                <w:sz w:val="24"/>
+                <w:szCs w:val="24"/>
+                <w:color w:val="000000"/>
+              </w:rPr>
+            </w:pPr>
+            <w:r>
+              <w:rPr>
+                <w:rFonts w:ascii="Times New Roman" w:hAnsi="Times New Roman" w:eastAsia="Times New Roman" w:cs="Times New Roman"/>
+                <w:i w:val="false"/>
+                <w:b w:val="false"/>
+                <w:u w:val="none"/>
+                <w:strike w:val="false"/>
                 <w:sz w:val="24"/>
                 <w:szCs w:val="24"/>
                 <w:color w:val="000000"/>
@@ -2625,17 +2712,19 @@
                 <w:i w:val="false"/>
                 <w:b w:val="false"/>
                 <w:u w:val="none"/>
-                <w:sz w:val="24"/>
-                <w:szCs w:val="24"/>
-                <w:color w:val="000000"/>
-              </w:rPr>
-            </w:pPr>
-            <w:r>
-              <w:rPr>
-                <w:rFonts w:ascii="Times New Roman" w:hAnsi="Times New Roman" w:eastAsia="Times New Roman" w:cs="Times New Roman"/>
-                <w:i w:val="false"/>
-                <w:b w:val="false"/>
-                <w:u w:val="none"/>
+                <w:strike w:val="false"/>
+                <w:sz w:val="24"/>
+                <w:szCs w:val="24"/>
+                <w:color w:val="000000"/>
+              </w:rPr>
+            </w:pPr>
+            <w:r>
+              <w:rPr>
+                <w:rFonts w:ascii="Times New Roman" w:hAnsi="Times New Roman" w:eastAsia="Times New Roman" w:cs="Times New Roman"/>
+                <w:i w:val="false"/>
+                <w:b w:val="false"/>
+                <w:u w:val="none"/>
+                <w:strike w:val="false"/>
                 <w:sz w:val="24"/>
                 <w:szCs w:val="24"/>
                 <w:color w:val="000000"/>
@@ -2678,17 +2767,19 @@
                 <w:i w:val="false"/>
                 <w:b w:val="false"/>
                 <w:u w:val="none"/>
-                <w:sz w:val="24"/>
-                <w:szCs w:val="24"/>
-                <w:color w:val="000000"/>
-              </w:rPr>
-            </w:pPr>
-            <w:r>
-              <w:rPr>
-                <w:rFonts w:ascii="Times New Roman" w:hAnsi="Times New Roman" w:eastAsia="Times New Roman" w:cs="Times New Roman"/>
-                <w:i w:val="false"/>
-                <w:b w:val="false"/>
-                <w:u w:val="none"/>
+                <w:strike w:val="false"/>
+                <w:sz w:val="24"/>
+                <w:szCs w:val="24"/>
+                <w:color w:val="000000"/>
+              </w:rPr>
+            </w:pPr>
+            <w:r>
+              <w:rPr>
+                <w:rFonts w:ascii="Times New Roman" w:hAnsi="Times New Roman" w:eastAsia="Times New Roman" w:cs="Times New Roman"/>
+                <w:i w:val="false"/>
+                <w:b w:val="false"/>
+                <w:u w:val="none"/>
+                <w:strike w:val="false"/>
                 <w:sz w:val="24"/>
                 <w:szCs w:val="24"/>
                 <w:color w:val="000000"/>
@@ -2731,17 +2822,19 @@
                 <w:i w:val="false"/>
                 <w:b w:val="false"/>
                 <w:u w:val="none"/>
-                <w:sz w:val="24"/>
-                <w:szCs w:val="24"/>
-                <w:color w:val="000000"/>
-              </w:rPr>
-            </w:pPr>
-            <w:r>
-              <w:rPr>
-                <w:rFonts w:ascii="Times New Roman" w:hAnsi="Times New Roman" w:eastAsia="Times New Roman" w:cs="Times New Roman"/>
-                <w:i w:val="false"/>
-                <w:b w:val="false"/>
-                <w:u w:val="none"/>
+                <w:strike w:val="false"/>
+                <w:sz w:val="24"/>
+                <w:szCs w:val="24"/>
+                <w:color w:val="000000"/>
+              </w:rPr>
+            </w:pPr>
+            <w:r>
+              <w:rPr>
+                <w:rFonts w:ascii="Times New Roman" w:hAnsi="Times New Roman" w:eastAsia="Times New Roman" w:cs="Times New Roman"/>
+                <w:i w:val="false"/>
+                <w:b w:val="false"/>
+                <w:u w:val="none"/>
+                <w:strike w:val="false"/>
                 <w:sz w:val="24"/>
                 <w:szCs w:val="24"/>
                 <w:color w:val="000000"/>
@@ -2784,17 +2877,19 @@
                 <w:i w:val="false"/>
                 <w:b w:val="false"/>
                 <w:u w:val="none"/>
-                <w:sz w:val="24"/>
-                <w:szCs w:val="24"/>
-                <w:color w:val="000000"/>
-              </w:rPr>
-            </w:pPr>
-            <w:r>
-              <w:rPr>
-                <w:rFonts w:ascii="Times New Roman" w:hAnsi="Times New Roman" w:eastAsia="Times New Roman" w:cs="Times New Roman"/>
-                <w:i w:val="false"/>
-                <w:b w:val="false"/>
-                <w:u w:val="none"/>
+                <w:strike w:val="false"/>
+                <w:sz w:val="24"/>
+                <w:szCs w:val="24"/>
+                <w:color w:val="000000"/>
+              </w:rPr>
+            </w:pPr>
+            <w:r>
+              <w:rPr>
+                <w:rFonts w:ascii="Times New Roman" w:hAnsi="Times New Roman" w:eastAsia="Times New Roman" w:cs="Times New Roman"/>
+                <w:i w:val="false"/>
+                <w:b w:val="false"/>
+                <w:u w:val="none"/>
+                <w:strike w:val="false"/>
                 <w:sz w:val="24"/>
                 <w:szCs w:val="24"/>
                 <w:color w:val="000000"/>
@@ -2837,17 +2932,19 @@
                 <w:i w:val="false"/>
                 <w:b w:val="false"/>
                 <w:u w:val="none"/>
-                <w:sz w:val="24"/>
-                <w:szCs w:val="24"/>
-                <w:color w:val="000000"/>
-              </w:rPr>
-            </w:pPr>
-            <w:r>
-              <w:rPr>
-                <w:rFonts w:ascii="Times New Roman" w:hAnsi="Times New Roman" w:eastAsia="Times New Roman" w:cs="Times New Roman"/>
-                <w:i w:val="false"/>
-                <w:b w:val="false"/>
-                <w:u w:val="none"/>
+                <w:strike w:val="false"/>
+                <w:sz w:val="24"/>
+                <w:szCs w:val="24"/>
+                <w:color w:val="000000"/>
+              </w:rPr>
+            </w:pPr>
+            <w:r>
+              <w:rPr>
+                <w:rFonts w:ascii="Times New Roman" w:hAnsi="Times New Roman" w:eastAsia="Times New Roman" w:cs="Times New Roman"/>
+                <w:i w:val="false"/>
+                <w:b w:val="false"/>
+                <w:u w:val="none"/>
+                <w:strike w:val="false"/>
                 <w:sz w:val="24"/>
                 <w:szCs w:val="24"/>
                 <w:color w:val="000000"/>
@@ -2890,17 +2987,19 @@
                 <w:i w:val="false"/>
                 <w:b w:val="false"/>
                 <w:u w:val="none"/>
-                <w:sz w:val="24"/>
-                <w:szCs w:val="24"/>
-                <w:color w:val="000000"/>
-              </w:rPr>
-            </w:pPr>
-            <w:r>
-              <w:rPr>
-                <w:rFonts w:ascii="Times New Roman" w:hAnsi="Times New Roman" w:eastAsia="Times New Roman" w:cs="Times New Roman"/>
-                <w:i w:val="false"/>
-                <w:b w:val="false"/>
-                <w:u w:val="none"/>
+                <w:strike w:val="false"/>
+                <w:sz w:val="24"/>
+                <w:szCs w:val="24"/>
+                <w:color w:val="000000"/>
+              </w:rPr>
+            </w:pPr>
+            <w:r>
+              <w:rPr>
+                <w:rFonts w:ascii="Times New Roman" w:hAnsi="Times New Roman" w:eastAsia="Times New Roman" w:cs="Times New Roman"/>
+                <w:i w:val="false"/>
+                <w:b w:val="false"/>
+                <w:u w:val="none"/>
+                <w:strike w:val="false"/>
                 <w:sz w:val="24"/>
                 <w:szCs w:val="24"/>
                 <w:color w:val="000000"/>
@@ -2914,7 +3013,6 @@
         <w:trPr>
           <w:trHeight w:val="360" w:hRule="auto"/>
         </w:trPr>
-        body5
         <w:tc>
           <w:tcPr>
             <w:tcBorders>
@@ -2949,17 +3047,19 @@
                 <w:i w:val="false"/>
                 <w:b w:val="false"/>
                 <w:u w:val="none"/>
-                <w:sz w:val="24"/>
-                <w:szCs w:val="24"/>
-                <w:color w:val="000000"/>
-              </w:rPr>
-            </w:pPr>
-            <w:r>
-              <w:rPr>
-                <w:rFonts w:ascii="Times New Roman" w:hAnsi="Times New Roman" w:eastAsia="Times New Roman" w:cs="Times New Roman"/>
-                <w:i w:val="false"/>
-                <w:b w:val="false"/>
-                <w:u w:val="none"/>
+                <w:strike w:val="false"/>
+                <w:sz w:val="24"/>
+                <w:szCs w:val="24"/>
+                <w:color w:val="000000"/>
+              </w:rPr>
+            </w:pPr>
+            <w:r>
+              <w:rPr>
+                <w:rFonts w:ascii="Times New Roman" w:hAnsi="Times New Roman" w:eastAsia="Times New Roman" w:cs="Times New Roman"/>
+                <w:i w:val="false"/>
+                <w:b w:val="false"/>
+                <w:u w:val="none"/>
+                <w:strike w:val="false"/>
                 <w:sz w:val="24"/>
                 <w:szCs w:val="24"/>
                 <w:color w:val="000000"/>
@@ -3002,17 +3102,19 @@
                 <w:i w:val="false"/>
                 <w:b w:val="false"/>
                 <w:u w:val="none"/>
-                <w:sz w:val="24"/>
-                <w:szCs w:val="24"/>
-                <w:color w:val="000000"/>
-              </w:rPr>
-            </w:pPr>
-            <w:r>
-              <w:rPr>
-                <w:rFonts w:ascii="Times New Roman" w:hAnsi="Times New Roman" w:eastAsia="Times New Roman" w:cs="Times New Roman"/>
-                <w:i w:val="false"/>
-                <w:b w:val="false"/>
-                <w:u w:val="none"/>
+                <w:strike w:val="false"/>
+                <w:sz w:val="24"/>
+                <w:szCs w:val="24"/>
+                <w:color w:val="000000"/>
+              </w:rPr>
+            </w:pPr>
+            <w:r>
+              <w:rPr>
+                <w:rFonts w:ascii="Times New Roman" w:hAnsi="Times New Roman" w:eastAsia="Times New Roman" w:cs="Times New Roman"/>
+                <w:i w:val="false"/>
+                <w:b w:val="false"/>
+                <w:u w:val="none"/>
+                <w:strike w:val="false"/>
                 <w:sz w:val="24"/>
                 <w:szCs w:val="24"/>
                 <w:color w:val="000000"/>
@@ -3055,17 +3157,19 @@
                 <w:i w:val="false"/>
                 <w:b w:val="false"/>
                 <w:u w:val="none"/>
-                <w:sz w:val="24"/>
-                <w:szCs w:val="24"/>
-                <w:color w:val="000000"/>
-              </w:rPr>
-            </w:pPr>
-            <w:r>
-              <w:rPr>
-                <w:rFonts w:ascii="Times New Roman" w:hAnsi="Times New Roman" w:eastAsia="Times New Roman" w:cs="Times New Roman"/>
-                <w:i w:val="false"/>
-                <w:b w:val="false"/>
-                <w:u w:val="none"/>
+                <w:strike w:val="false"/>
+                <w:sz w:val="24"/>
+                <w:szCs w:val="24"/>
+                <w:color w:val="000000"/>
+              </w:rPr>
+            </w:pPr>
+            <w:r>
+              <w:rPr>
+                <w:rFonts w:ascii="Times New Roman" w:hAnsi="Times New Roman" w:eastAsia="Times New Roman" w:cs="Times New Roman"/>
+                <w:i w:val="false"/>
+                <w:b w:val="false"/>
+                <w:u w:val="none"/>
+                <w:strike w:val="false"/>
                 <w:sz w:val="24"/>
                 <w:szCs w:val="24"/>
                 <w:color w:val="000000"/>
@@ -3108,17 +3212,19 @@
                 <w:i w:val="false"/>
                 <w:b w:val="false"/>
                 <w:u w:val="none"/>
-                <w:sz w:val="24"/>
-                <w:szCs w:val="24"/>
-                <w:color w:val="000000"/>
-              </w:rPr>
-            </w:pPr>
-            <w:r>
-              <w:rPr>
-                <w:rFonts w:ascii="Times New Roman" w:hAnsi="Times New Roman" w:eastAsia="Times New Roman" w:cs="Times New Roman"/>
-                <w:i w:val="false"/>
-                <w:b w:val="false"/>
-                <w:u w:val="none"/>
+                <w:strike w:val="false"/>
+                <w:sz w:val="24"/>
+                <w:szCs w:val="24"/>
+                <w:color w:val="000000"/>
+              </w:rPr>
+            </w:pPr>
+            <w:r>
+              <w:rPr>
+                <w:rFonts w:ascii="Times New Roman" w:hAnsi="Times New Roman" w:eastAsia="Times New Roman" w:cs="Times New Roman"/>
+                <w:i w:val="false"/>
+                <w:b w:val="false"/>
+                <w:u w:val="none"/>
+                <w:strike w:val="false"/>
                 <w:sz w:val="24"/>
                 <w:szCs w:val="24"/>
                 <w:color w:val="000000"/>
@@ -3161,17 +3267,19 @@
                 <w:i w:val="false"/>
                 <w:b w:val="false"/>
                 <w:u w:val="none"/>
-                <w:sz w:val="24"/>
-                <w:szCs w:val="24"/>
-                <w:color w:val="000000"/>
-              </w:rPr>
-            </w:pPr>
-            <w:r>
-              <w:rPr>
-                <w:rFonts w:ascii="Times New Roman" w:hAnsi="Times New Roman" w:eastAsia="Times New Roman" w:cs="Times New Roman"/>
-                <w:i w:val="false"/>
-                <w:b w:val="false"/>
-                <w:u w:val="none"/>
+                <w:strike w:val="false"/>
+                <w:sz w:val="24"/>
+                <w:szCs w:val="24"/>
+                <w:color w:val="000000"/>
+              </w:rPr>
+            </w:pPr>
+            <w:r>
+              <w:rPr>
+                <w:rFonts w:ascii="Times New Roman" w:hAnsi="Times New Roman" w:eastAsia="Times New Roman" w:cs="Times New Roman"/>
+                <w:i w:val="false"/>
+                <w:b w:val="false"/>
+                <w:u w:val="none"/>
+                <w:strike w:val="false"/>
                 <w:sz w:val="24"/>
                 <w:szCs w:val="24"/>
                 <w:color w:val="000000"/>
@@ -3214,17 +3322,19 @@
                 <w:i w:val="false"/>
                 <w:b w:val="false"/>
                 <w:u w:val="none"/>
-                <w:sz w:val="24"/>
-                <w:szCs w:val="24"/>
-                <w:color w:val="000000"/>
-              </w:rPr>
-            </w:pPr>
-            <w:r>
-              <w:rPr>
-                <w:rFonts w:ascii="Times New Roman" w:hAnsi="Times New Roman" w:eastAsia="Times New Roman" w:cs="Times New Roman"/>
-                <w:i w:val="false"/>
-                <w:b w:val="false"/>
-                <w:u w:val="none"/>
+                <w:strike w:val="false"/>
+                <w:sz w:val="24"/>
+                <w:szCs w:val="24"/>
+                <w:color w:val="000000"/>
+              </w:rPr>
+            </w:pPr>
+            <w:r>
+              <w:rPr>
+                <w:rFonts w:ascii="Times New Roman" w:hAnsi="Times New Roman" w:eastAsia="Times New Roman" w:cs="Times New Roman"/>
+                <w:i w:val="false"/>
+                <w:b w:val="false"/>
+                <w:u w:val="none"/>
+                <w:strike w:val="false"/>
                 <w:sz w:val="24"/>
                 <w:szCs w:val="24"/>
                 <w:color w:val="000000"/>
@@ -3267,17 +3377,19 @@
                 <w:i w:val="false"/>
                 <w:b w:val="false"/>
                 <w:u w:val="none"/>
-                <w:sz w:val="24"/>
-                <w:szCs w:val="24"/>
-                <w:color w:val="000000"/>
-              </w:rPr>
-            </w:pPr>
-            <w:r>
-              <w:rPr>
-                <w:rFonts w:ascii="Times New Roman" w:hAnsi="Times New Roman" w:eastAsia="Times New Roman" w:cs="Times New Roman"/>
-                <w:i w:val="false"/>
-                <w:b w:val="false"/>
-                <w:u w:val="none"/>
+                <w:strike w:val="false"/>
+                <w:sz w:val="24"/>
+                <w:szCs w:val="24"/>
+                <w:color w:val="000000"/>
+              </w:rPr>
+            </w:pPr>
+            <w:r>
+              <w:rPr>
+                <w:rFonts w:ascii="Times New Roman" w:hAnsi="Times New Roman" w:eastAsia="Times New Roman" w:cs="Times New Roman"/>
+                <w:i w:val="false"/>
+                <w:b w:val="false"/>
+                <w:u w:val="none"/>
+                <w:strike w:val="false"/>
                 <w:sz w:val="24"/>
                 <w:szCs w:val="24"/>
                 <w:color w:val="000000"/>
@@ -3320,17 +3432,19 @@
                 <w:i w:val="false"/>
                 <w:b w:val="false"/>
                 <w:u w:val="none"/>
-                <w:sz w:val="24"/>
-                <w:szCs w:val="24"/>
-                <w:color w:val="000000"/>
-              </w:rPr>
-            </w:pPr>
-            <w:r>
-              <w:rPr>
-                <w:rFonts w:ascii="Times New Roman" w:hAnsi="Times New Roman" w:eastAsia="Times New Roman" w:cs="Times New Roman"/>
-                <w:i w:val="false"/>
-                <w:b w:val="false"/>
-                <w:u w:val="none"/>
+                <w:strike w:val="false"/>
+                <w:sz w:val="24"/>
+                <w:szCs w:val="24"/>
+                <w:color w:val="000000"/>
+              </w:rPr>
+            </w:pPr>
+            <w:r>
+              <w:rPr>
+                <w:rFonts w:ascii="Times New Roman" w:hAnsi="Times New Roman" w:eastAsia="Times New Roman" w:cs="Times New Roman"/>
+                <w:i w:val="false"/>
+                <w:b w:val="false"/>
+                <w:u w:val="none"/>
+                <w:strike w:val="false"/>
                 <w:sz w:val="24"/>
                 <w:szCs w:val="24"/>
                 <w:color w:val="000000"/>
@@ -3373,17 +3487,19 @@
                 <w:i w:val="false"/>
                 <w:b w:val="false"/>
                 <w:u w:val="none"/>
-                <w:sz w:val="24"/>
-                <w:szCs w:val="24"/>
-                <w:color w:val="000000"/>
-              </w:rPr>
-            </w:pPr>
-            <w:r>
-              <w:rPr>
-                <w:rFonts w:ascii="Times New Roman" w:hAnsi="Times New Roman" w:eastAsia="Times New Roman" w:cs="Times New Roman"/>
-                <w:i w:val="false"/>
-                <w:b w:val="false"/>
-                <w:u w:val="none"/>
+                <w:strike w:val="false"/>
+                <w:sz w:val="24"/>
+                <w:szCs w:val="24"/>
+                <w:color w:val="000000"/>
+              </w:rPr>
+            </w:pPr>
+            <w:r>
+              <w:rPr>
+                <w:rFonts w:ascii="Times New Roman" w:hAnsi="Times New Roman" w:eastAsia="Times New Roman" w:cs="Times New Roman"/>
+                <w:i w:val="false"/>
+                <w:b w:val="false"/>
+                <w:u w:val="none"/>
+                <w:strike w:val="false"/>
                 <w:sz w:val="24"/>
                 <w:szCs w:val="24"/>
                 <w:color w:val="000000"/>
@@ -3397,7 +3513,6 @@
         <w:trPr>
           <w:trHeight w:val="360" w:hRule="auto"/>
         </w:trPr>
-        body6
         <w:tc>
           <w:tcPr>
             <w:tcBorders>
@@ -3432,17 +3547,19 @@
                 <w:i w:val="false"/>
                 <w:b w:val="false"/>
                 <w:u w:val="none"/>
-                <w:sz w:val="24"/>
-                <w:szCs w:val="24"/>
-                <w:color w:val="000000"/>
-              </w:rPr>
-            </w:pPr>
-            <w:r>
-              <w:rPr>
-                <w:rFonts w:ascii="Times New Roman" w:hAnsi="Times New Roman" w:eastAsia="Times New Roman" w:cs="Times New Roman"/>
-                <w:i w:val="false"/>
-                <w:b w:val="false"/>
-                <w:u w:val="none"/>
+                <w:strike w:val="false"/>
+                <w:sz w:val="24"/>
+                <w:szCs w:val="24"/>
+                <w:color w:val="000000"/>
+              </w:rPr>
+            </w:pPr>
+            <w:r>
+              <w:rPr>
+                <w:rFonts w:ascii="Times New Roman" w:hAnsi="Times New Roman" w:eastAsia="Times New Roman" w:cs="Times New Roman"/>
+                <w:i w:val="false"/>
+                <w:b w:val="false"/>
+                <w:u w:val="none"/>
+                <w:strike w:val="false"/>
                 <w:sz w:val="24"/>
                 <w:szCs w:val="24"/>
                 <w:color w:val="000000"/>
@@ -3485,17 +3602,19 @@
                 <w:i w:val="false"/>
                 <w:b w:val="false"/>
                 <w:u w:val="none"/>
-                <w:sz w:val="24"/>
-                <w:szCs w:val="24"/>
-                <w:color w:val="000000"/>
-              </w:rPr>
-            </w:pPr>
-            <w:r>
-              <w:rPr>
-                <w:rFonts w:ascii="Times New Roman" w:hAnsi="Times New Roman" w:eastAsia="Times New Roman" w:cs="Times New Roman"/>
-                <w:i w:val="false"/>
-                <w:b w:val="false"/>
-                <w:u w:val="none"/>
+                <w:strike w:val="false"/>
+                <w:sz w:val="24"/>
+                <w:szCs w:val="24"/>
+                <w:color w:val="000000"/>
+              </w:rPr>
+            </w:pPr>
+            <w:r>
+              <w:rPr>
+                <w:rFonts w:ascii="Times New Roman" w:hAnsi="Times New Roman" w:eastAsia="Times New Roman" w:cs="Times New Roman"/>
+                <w:i w:val="false"/>
+                <w:b w:val="false"/>
+                <w:u w:val="none"/>
+                <w:strike w:val="false"/>
                 <w:sz w:val="24"/>
                 <w:szCs w:val="24"/>
                 <w:color w:val="000000"/>
@@ -3538,17 +3657,19 @@
                 <w:i w:val="false"/>
                 <w:b w:val="false"/>
                 <w:u w:val="none"/>
-                <w:sz w:val="24"/>
-                <w:szCs w:val="24"/>
-                <w:color w:val="000000"/>
-              </w:rPr>
-            </w:pPr>
-            <w:r>
-              <w:rPr>
-                <w:rFonts w:ascii="Times New Roman" w:hAnsi="Times New Roman" w:eastAsia="Times New Roman" w:cs="Times New Roman"/>
-                <w:i w:val="false"/>
-                <w:b w:val="false"/>
-                <w:u w:val="none"/>
+                <w:strike w:val="false"/>
+                <w:sz w:val="24"/>
+                <w:szCs w:val="24"/>
+                <w:color w:val="000000"/>
+              </w:rPr>
+            </w:pPr>
+            <w:r>
+              <w:rPr>
+                <w:rFonts w:ascii="Times New Roman" w:hAnsi="Times New Roman" w:eastAsia="Times New Roman" w:cs="Times New Roman"/>
+                <w:i w:val="false"/>
+                <w:b w:val="false"/>
+                <w:u w:val="none"/>
+                <w:strike w:val="false"/>
                 <w:sz w:val="24"/>
                 <w:szCs w:val="24"/>
                 <w:color w:val="000000"/>
@@ -3591,17 +3712,19 @@
                 <w:i w:val="false"/>
                 <w:b w:val="false"/>
                 <w:u w:val="none"/>
-                <w:sz w:val="24"/>
-                <w:szCs w:val="24"/>
-                <w:color w:val="000000"/>
-              </w:rPr>
-            </w:pPr>
-            <w:r>
-              <w:rPr>
-                <w:rFonts w:ascii="Times New Roman" w:hAnsi="Times New Roman" w:eastAsia="Times New Roman" w:cs="Times New Roman"/>
-                <w:i w:val="false"/>
-                <w:b w:val="false"/>
-                <w:u w:val="none"/>
+                <w:strike w:val="false"/>
+                <w:sz w:val="24"/>
+                <w:szCs w:val="24"/>
+                <w:color w:val="000000"/>
+              </w:rPr>
+            </w:pPr>
+            <w:r>
+              <w:rPr>
+                <w:rFonts w:ascii="Times New Roman" w:hAnsi="Times New Roman" w:eastAsia="Times New Roman" w:cs="Times New Roman"/>
+                <w:i w:val="false"/>
+                <w:b w:val="false"/>
+                <w:u w:val="none"/>
+                <w:strike w:val="false"/>
                 <w:sz w:val="24"/>
                 <w:szCs w:val="24"/>
                 <w:color w:val="000000"/>
@@ -3644,17 +3767,19 @@
                 <w:i w:val="false"/>
                 <w:b w:val="false"/>
                 <w:u w:val="none"/>
-                <w:sz w:val="24"/>
-                <w:szCs w:val="24"/>
-                <w:color w:val="000000"/>
-              </w:rPr>
-            </w:pPr>
-            <w:r>
-              <w:rPr>
-                <w:rFonts w:ascii="Times New Roman" w:hAnsi="Times New Roman" w:eastAsia="Times New Roman" w:cs="Times New Roman"/>
-                <w:i w:val="false"/>
-                <w:b w:val="false"/>
-                <w:u w:val="none"/>
+                <w:strike w:val="false"/>
+                <w:sz w:val="24"/>
+                <w:szCs w:val="24"/>
+                <w:color w:val="000000"/>
+              </w:rPr>
+            </w:pPr>
+            <w:r>
+              <w:rPr>
+                <w:rFonts w:ascii="Times New Roman" w:hAnsi="Times New Roman" w:eastAsia="Times New Roman" w:cs="Times New Roman"/>
+                <w:i w:val="false"/>
+                <w:b w:val="false"/>
+                <w:u w:val="none"/>
+                <w:strike w:val="false"/>
                 <w:sz w:val="24"/>
                 <w:szCs w:val="24"/>
                 <w:color w:val="000000"/>
@@ -3697,17 +3822,19 @@
                 <w:i w:val="false"/>
                 <w:b w:val="false"/>
                 <w:u w:val="none"/>
-                <w:sz w:val="24"/>
-                <w:szCs w:val="24"/>
-                <w:color w:val="000000"/>
-              </w:rPr>
-            </w:pPr>
-            <w:r>
-              <w:rPr>
-                <w:rFonts w:ascii="Times New Roman" w:hAnsi="Times New Roman" w:eastAsia="Times New Roman" w:cs="Times New Roman"/>
-                <w:i w:val="false"/>
-                <w:b w:val="false"/>
-                <w:u w:val="none"/>
+                <w:strike w:val="false"/>
+                <w:sz w:val="24"/>
+                <w:szCs w:val="24"/>
+                <w:color w:val="000000"/>
+              </w:rPr>
+            </w:pPr>
+            <w:r>
+              <w:rPr>
+                <w:rFonts w:ascii="Times New Roman" w:hAnsi="Times New Roman" w:eastAsia="Times New Roman" w:cs="Times New Roman"/>
+                <w:i w:val="false"/>
+                <w:b w:val="false"/>
+                <w:u w:val="none"/>
+                <w:strike w:val="false"/>
                 <w:sz w:val="24"/>
                 <w:szCs w:val="24"/>
                 <w:color w:val="000000"/>
@@ -3750,17 +3877,19 @@
                 <w:i w:val="false"/>
                 <w:b w:val="false"/>
                 <w:u w:val="none"/>
-                <w:sz w:val="24"/>
-                <w:szCs w:val="24"/>
-                <w:color w:val="000000"/>
-              </w:rPr>
-            </w:pPr>
-            <w:r>
-              <w:rPr>
-                <w:rFonts w:ascii="Times New Roman" w:hAnsi="Times New Roman" w:eastAsia="Times New Roman" w:cs="Times New Roman"/>
-                <w:i w:val="false"/>
-                <w:b w:val="false"/>
-                <w:u w:val="none"/>
+                <w:strike w:val="false"/>
+                <w:sz w:val="24"/>
+                <w:szCs w:val="24"/>
+                <w:color w:val="000000"/>
+              </w:rPr>
+            </w:pPr>
+            <w:r>
+              <w:rPr>
+                <w:rFonts w:ascii="Times New Roman" w:hAnsi="Times New Roman" w:eastAsia="Times New Roman" w:cs="Times New Roman"/>
+                <w:i w:val="false"/>
+                <w:b w:val="false"/>
+                <w:u w:val="none"/>
+                <w:strike w:val="false"/>
                 <w:sz w:val="24"/>
                 <w:szCs w:val="24"/>
                 <w:color w:val="000000"/>
@@ -3803,17 +3932,19 @@
                 <w:i w:val="false"/>
                 <w:b w:val="false"/>
                 <w:u w:val="none"/>
-                <w:sz w:val="24"/>
-                <w:szCs w:val="24"/>
-                <w:color w:val="000000"/>
-              </w:rPr>
-            </w:pPr>
-            <w:r>
-              <w:rPr>
-                <w:rFonts w:ascii="Times New Roman" w:hAnsi="Times New Roman" w:eastAsia="Times New Roman" w:cs="Times New Roman"/>
-                <w:i w:val="false"/>
-                <w:b w:val="false"/>
-                <w:u w:val="none"/>
+                <w:strike w:val="false"/>
+                <w:sz w:val="24"/>
+                <w:szCs w:val="24"/>
+                <w:color w:val="000000"/>
+              </w:rPr>
+            </w:pPr>
+            <w:r>
+              <w:rPr>
+                <w:rFonts w:ascii="Times New Roman" w:hAnsi="Times New Roman" w:eastAsia="Times New Roman" w:cs="Times New Roman"/>
+                <w:i w:val="false"/>
+                <w:b w:val="false"/>
+                <w:u w:val="none"/>
+                <w:strike w:val="false"/>
                 <w:sz w:val="24"/>
                 <w:szCs w:val="24"/>
                 <w:color w:val="000000"/>
@@ -3856,17 +3987,19 @@
                 <w:i w:val="false"/>
                 <w:b w:val="false"/>
                 <w:u w:val="none"/>
-                <w:sz w:val="24"/>
-                <w:szCs w:val="24"/>
-                <w:color w:val="000000"/>
-              </w:rPr>
-            </w:pPr>
-            <w:r>
-              <w:rPr>
-                <w:rFonts w:ascii="Times New Roman" w:hAnsi="Times New Roman" w:eastAsia="Times New Roman" w:cs="Times New Roman"/>
-                <w:i w:val="false"/>
-                <w:b w:val="false"/>
-                <w:u w:val="none"/>
+                <w:strike w:val="false"/>
+                <w:sz w:val="24"/>
+                <w:szCs w:val="24"/>
+                <w:color w:val="000000"/>
+              </w:rPr>
+            </w:pPr>
+            <w:r>
+              <w:rPr>
+                <w:rFonts w:ascii="Times New Roman" w:hAnsi="Times New Roman" w:eastAsia="Times New Roman" w:cs="Times New Roman"/>
+                <w:i w:val="false"/>
+                <w:b w:val="false"/>
+                <w:u w:val="none"/>
+                <w:strike w:val="false"/>
                 <w:sz w:val="24"/>
                 <w:szCs w:val="24"/>
                 <w:color w:val="000000"/>
@@ -3880,7 +4013,6 @@
         <w:trPr>
           <w:trHeight w:val="360" w:hRule="auto"/>
         </w:trPr>
-        body7
         <w:tc>
           <w:tcPr>
             <w:tcBorders>
@@ -3915,17 +4047,19 @@
                 <w:i w:val="false"/>
                 <w:b w:val="false"/>
                 <w:u w:val="none"/>
-                <w:sz w:val="24"/>
-                <w:szCs w:val="24"/>
-                <w:color w:val="000000"/>
-              </w:rPr>
-            </w:pPr>
-            <w:r>
-              <w:rPr>
-                <w:rFonts w:ascii="Times New Roman" w:hAnsi="Times New Roman" w:eastAsia="Times New Roman" w:cs="Times New Roman"/>
-                <w:i w:val="false"/>
-                <w:b w:val="false"/>
-                <w:u w:val="none"/>
+                <w:strike w:val="false"/>
+                <w:sz w:val="24"/>
+                <w:szCs w:val="24"/>
+                <w:color w:val="000000"/>
+              </w:rPr>
+            </w:pPr>
+            <w:r>
+              <w:rPr>
+                <w:rFonts w:ascii="Times New Roman" w:hAnsi="Times New Roman" w:eastAsia="Times New Roman" w:cs="Times New Roman"/>
+                <w:i w:val="false"/>
+                <w:b w:val="false"/>
+                <w:u w:val="none"/>
+                <w:strike w:val="false"/>
                 <w:sz w:val="24"/>
                 <w:szCs w:val="24"/>
                 <w:color w:val="000000"/>
@@ -3968,17 +4102,19 @@
                 <w:i w:val="false"/>
                 <w:b w:val="false"/>
                 <w:u w:val="none"/>
-                <w:sz w:val="24"/>
-                <w:szCs w:val="24"/>
-                <w:color w:val="000000"/>
-              </w:rPr>
-            </w:pPr>
-            <w:r>
-              <w:rPr>
-                <w:rFonts w:ascii="Times New Roman" w:hAnsi="Times New Roman" w:eastAsia="Times New Roman" w:cs="Times New Roman"/>
-                <w:i w:val="false"/>
-                <w:b w:val="false"/>
-                <w:u w:val="none"/>
+                <w:strike w:val="false"/>
+                <w:sz w:val="24"/>
+                <w:szCs w:val="24"/>
+                <w:color w:val="000000"/>
+              </w:rPr>
+            </w:pPr>
+            <w:r>
+              <w:rPr>
+                <w:rFonts w:ascii="Times New Roman" w:hAnsi="Times New Roman" w:eastAsia="Times New Roman" w:cs="Times New Roman"/>
+                <w:i w:val="false"/>
+                <w:b w:val="false"/>
+                <w:u w:val="none"/>
+                <w:strike w:val="false"/>
                 <w:sz w:val="24"/>
                 <w:szCs w:val="24"/>
                 <w:color w:val="000000"/>
@@ -4021,17 +4157,19 @@
                 <w:i w:val="false"/>
                 <w:b w:val="false"/>
                 <w:u w:val="none"/>
-                <w:sz w:val="24"/>
-                <w:szCs w:val="24"/>
-                <w:color w:val="000000"/>
-              </w:rPr>
-            </w:pPr>
-            <w:r>
-              <w:rPr>
-                <w:rFonts w:ascii="Times New Roman" w:hAnsi="Times New Roman" w:eastAsia="Times New Roman" w:cs="Times New Roman"/>
-                <w:i w:val="false"/>
-                <w:b w:val="false"/>
-                <w:u w:val="none"/>
+                <w:strike w:val="false"/>
+                <w:sz w:val="24"/>
+                <w:szCs w:val="24"/>
+                <w:color w:val="000000"/>
+              </w:rPr>
+            </w:pPr>
+            <w:r>
+              <w:rPr>
+                <w:rFonts w:ascii="Times New Roman" w:hAnsi="Times New Roman" w:eastAsia="Times New Roman" w:cs="Times New Roman"/>
+                <w:i w:val="false"/>
+                <w:b w:val="false"/>
+                <w:u w:val="none"/>
+                <w:strike w:val="false"/>
                 <w:sz w:val="24"/>
                 <w:szCs w:val="24"/>
                 <w:color w:val="000000"/>
@@ -4074,17 +4212,19 @@
                 <w:i w:val="false"/>
                 <w:b w:val="false"/>
                 <w:u w:val="none"/>
-                <w:sz w:val="24"/>
-                <w:szCs w:val="24"/>
-                <w:color w:val="000000"/>
-              </w:rPr>
-            </w:pPr>
-            <w:r>
-              <w:rPr>
-                <w:rFonts w:ascii="Times New Roman" w:hAnsi="Times New Roman" w:eastAsia="Times New Roman" w:cs="Times New Roman"/>
-                <w:i w:val="false"/>
-                <w:b w:val="false"/>
-                <w:u w:val="none"/>
+                <w:strike w:val="false"/>
+                <w:sz w:val="24"/>
+                <w:szCs w:val="24"/>
+                <w:color w:val="000000"/>
+              </w:rPr>
+            </w:pPr>
+            <w:r>
+              <w:rPr>
+                <w:rFonts w:ascii="Times New Roman" w:hAnsi="Times New Roman" w:eastAsia="Times New Roman" w:cs="Times New Roman"/>
+                <w:i w:val="false"/>
+                <w:b w:val="false"/>
+                <w:u w:val="none"/>
+                <w:strike w:val="false"/>
                 <w:sz w:val="24"/>
                 <w:szCs w:val="24"/>
                 <w:color w:val="000000"/>
@@ -4127,17 +4267,19 @@
                 <w:i w:val="false"/>
                 <w:b w:val="false"/>
                 <w:u w:val="none"/>
-                <w:sz w:val="24"/>
-                <w:szCs w:val="24"/>
-                <w:color w:val="000000"/>
-              </w:rPr>
-            </w:pPr>
-            <w:r>
-              <w:rPr>
-                <w:rFonts w:ascii="Times New Roman" w:hAnsi="Times New Roman" w:eastAsia="Times New Roman" w:cs="Times New Roman"/>
-                <w:i w:val="false"/>
-                <w:b w:val="false"/>
-                <w:u w:val="none"/>
+                <w:strike w:val="false"/>
+                <w:sz w:val="24"/>
+                <w:szCs w:val="24"/>
+                <w:color w:val="000000"/>
+              </w:rPr>
+            </w:pPr>
+            <w:r>
+              <w:rPr>
+                <w:rFonts w:ascii="Times New Roman" w:hAnsi="Times New Roman" w:eastAsia="Times New Roman" w:cs="Times New Roman"/>
+                <w:i w:val="false"/>
+                <w:b w:val="false"/>
+                <w:u w:val="none"/>
+                <w:strike w:val="false"/>
                 <w:sz w:val="24"/>
                 <w:szCs w:val="24"/>
                 <w:color w:val="000000"/>
@@ -4180,17 +4322,19 @@
                 <w:i w:val="false"/>
                 <w:b w:val="false"/>
                 <w:u w:val="none"/>
-                <w:sz w:val="24"/>
-                <w:szCs w:val="24"/>
-                <w:color w:val="000000"/>
-              </w:rPr>
-            </w:pPr>
-            <w:r>
-              <w:rPr>
-                <w:rFonts w:ascii="Times New Roman" w:hAnsi="Times New Roman" w:eastAsia="Times New Roman" w:cs="Times New Roman"/>
-                <w:i w:val="false"/>
-                <w:b w:val="false"/>
-                <w:u w:val="none"/>
+                <w:strike w:val="false"/>
+                <w:sz w:val="24"/>
+                <w:szCs w:val="24"/>
+                <w:color w:val="000000"/>
+              </w:rPr>
+            </w:pPr>
+            <w:r>
+              <w:rPr>
+                <w:rFonts w:ascii="Times New Roman" w:hAnsi="Times New Roman" w:eastAsia="Times New Roman" w:cs="Times New Roman"/>
+                <w:i w:val="false"/>
+                <w:b w:val="false"/>
+                <w:u w:val="none"/>
+                <w:strike w:val="false"/>
                 <w:sz w:val="24"/>
                 <w:szCs w:val="24"/>
                 <w:color w:val="000000"/>
@@ -4233,17 +4377,19 @@
                 <w:i w:val="false"/>
                 <w:b w:val="false"/>
                 <w:u w:val="none"/>
-                <w:sz w:val="24"/>
-                <w:szCs w:val="24"/>
-                <w:color w:val="000000"/>
-              </w:rPr>
-            </w:pPr>
-            <w:r>
-              <w:rPr>
-                <w:rFonts w:ascii="Times New Roman" w:hAnsi="Times New Roman" w:eastAsia="Times New Roman" w:cs="Times New Roman"/>
-                <w:i w:val="false"/>
-                <w:b w:val="false"/>
-                <w:u w:val="none"/>
+                <w:strike w:val="false"/>
+                <w:sz w:val="24"/>
+                <w:szCs w:val="24"/>
+                <w:color w:val="000000"/>
+              </w:rPr>
+            </w:pPr>
+            <w:r>
+              <w:rPr>
+                <w:rFonts w:ascii="Times New Roman" w:hAnsi="Times New Roman" w:eastAsia="Times New Roman" w:cs="Times New Roman"/>
+                <w:i w:val="false"/>
+                <w:b w:val="false"/>
+                <w:u w:val="none"/>
+                <w:strike w:val="false"/>
                 <w:sz w:val="24"/>
                 <w:szCs w:val="24"/>
                 <w:color w:val="000000"/>
@@ -4286,17 +4432,19 @@
                 <w:i w:val="false"/>
                 <w:b w:val="false"/>
                 <w:u w:val="none"/>
-                <w:sz w:val="24"/>
-                <w:szCs w:val="24"/>
-                <w:color w:val="000000"/>
-              </w:rPr>
-            </w:pPr>
-            <w:r>
-              <w:rPr>
-                <w:rFonts w:ascii="Times New Roman" w:hAnsi="Times New Roman" w:eastAsia="Times New Roman" w:cs="Times New Roman"/>
-                <w:i w:val="false"/>
-                <w:b w:val="false"/>
-                <w:u w:val="none"/>
+                <w:strike w:val="false"/>
+                <w:sz w:val="24"/>
+                <w:szCs w:val="24"/>
+                <w:color w:val="000000"/>
+              </w:rPr>
+            </w:pPr>
+            <w:r>
+              <w:rPr>
+                <w:rFonts w:ascii="Times New Roman" w:hAnsi="Times New Roman" w:eastAsia="Times New Roman" w:cs="Times New Roman"/>
+                <w:i w:val="false"/>
+                <w:b w:val="false"/>
+                <w:u w:val="none"/>
+                <w:strike w:val="false"/>
                 <w:sz w:val="24"/>
                 <w:szCs w:val="24"/>
                 <w:color w:val="000000"/>
@@ -4339,17 +4487,19 @@
                 <w:i w:val="false"/>
                 <w:b w:val="false"/>
                 <w:u w:val="none"/>
-                <w:sz w:val="24"/>
-                <w:szCs w:val="24"/>
-                <w:color w:val="000000"/>
-              </w:rPr>
-            </w:pPr>
-            <w:r>
-              <w:rPr>
-                <w:rFonts w:ascii="Times New Roman" w:hAnsi="Times New Roman" w:eastAsia="Times New Roman" w:cs="Times New Roman"/>
-                <w:i w:val="false"/>
-                <w:b w:val="false"/>
-                <w:u w:val="none"/>
+                <w:strike w:val="false"/>
+                <w:sz w:val="24"/>
+                <w:szCs w:val="24"/>
+                <w:color w:val="000000"/>
+              </w:rPr>
+            </w:pPr>
+            <w:r>
+              <w:rPr>
+                <w:rFonts w:ascii="Times New Roman" w:hAnsi="Times New Roman" w:eastAsia="Times New Roman" w:cs="Times New Roman"/>
+                <w:i w:val="false"/>
+                <w:b w:val="false"/>
+                <w:u w:val="none"/>
+                <w:strike w:val="false"/>
                 <w:sz w:val="24"/>
                 <w:szCs w:val="24"/>
                 <w:color w:val="000000"/>
@@ -4360,9 +4510,9 @@
         </w:tc>
       </w:tr>
     </w:tbl>
-    <w:sectPr w:officer="true">
-      <w:pgMar w:header="720" w:bottom="1440" w:top="1440" w:right="1440" w:left="1440" w:footer="720" w:gutter="720"/>
-      <w:pgSz w:h="16848" w:w="11952" w:orient="portrait"/>
+    <w:sectPr>
+      <w:pgMar w:header="708" w:bottom="1417" w:top="1417" w:right="1417" w:left="1417" w:footer="708" w:gutter="0"/>
+      <w:pgSz w:h="16838" w:w="11906" w:orient="portrait"/>
       <w:type w:val="continuous"/>
       <w:cols/>
     </w:sectPr>
